--- a/DB/경조사부/CEL_경조사부매뉴얼_201-203_사랑과평안의교회.docx
+++ b/DB/경조사부/CEL_경조사부매뉴얼_201-203_사랑과평안의교회.docx
@@ -33,9 +33,6 @@
     </w:p>
     <w:p>
       <w:pPr>
-        <w:pBdr>
-          <w:bottom w:val="single" w:color="C8714A" w:sz="6"/>
-        </w:pBdr>
         <w:spacing w:after="80" w:before="0"/>
         <w:jc w:val="center"/>
       </w:pPr>
@@ -138,7 +135,7 @@
               <w:bottom w:val="single" w:color="B0C8E0" w:sz="4"/>
               <w:right w:val="single" w:color="B0C8E0" w:sz="4"/>
             </w:tcBorders>
-            <w:shd w:fill="EAF1F8" w:val="clear"/>
+            <w:shd w:fill="FFFFFF" w:val="clear"/>
             <w:tcMar>
               <w:top w:type="dxa" w:w="80"/>
               <w:left w:type="dxa" w:w="160"/>
@@ -202,7 +199,7 @@
               <w:bottom w:val="single" w:color="B0C8E0" w:sz="4"/>
               <w:right w:val="single" w:color="B0C8E0" w:sz="4"/>
             </w:tcBorders>
-            <w:shd w:fill="EAF1F8" w:val="clear"/>
+            <w:shd w:fill="FFFFFF" w:val="clear"/>
             <w:tcMar>
               <w:top w:type="dxa" w:w="80"/>
               <w:left w:type="dxa" w:w="160"/>
@@ -266,7 +263,7 @@
               <w:bottom w:val="single" w:color="B0C8E0" w:sz="4"/>
               <w:right w:val="single" w:color="B0C8E0" w:sz="4"/>
             </w:tcBorders>
-            <w:shd w:fill="EAF1F8" w:val="clear"/>
+            <w:shd w:fill="FFFFFF" w:val="clear"/>
             <w:tcMar>
               <w:top w:type="dxa" w:w="80"/>
               <w:left w:type="dxa" w:w="160"/>
@@ -330,7 +327,7 @@
               <w:bottom w:val="single" w:color="B0C8E0" w:sz="4"/>
               <w:right w:val="single" w:color="B0C8E0" w:sz="4"/>
             </w:tcBorders>
-            <w:shd w:fill="EAF1F8" w:val="clear"/>
+            <w:shd w:fill="FFFFFF" w:val="clear"/>
             <w:tcMar>
               <w:top w:type="dxa" w:w="80"/>
               <w:left w:type="dxa" w:w="160"/>
@@ -394,7 +391,7 @@
               <w:bottom w:val="single" w:color="B0C8E0" w:sz="4"/>
               <w:right w:val="single" w:color="B0C8E0" w:sz="4"/>
             </w:tcBorders>
-            <w:shd w:fill="EAF1F8" w:val="clear"/>
+            <w:shd w:fill="FFFFFF" w:val="clear"/>
             <w:tcMar>
               <w:top w:type="dxa" w:w="80"/>
               <w:left w:type="dxa" w:w="160"/>
@@ -443,7 +440,7 @@
                 <w:sz w:val="18"/>
                 <w:szCs w:val="18"/>
               </w:rPr>
-              <w:t xml:space="preserve">—</w:t>
+              <w:t>말미 [개정 이력] 표 참조</w:t>
             </w:r>
           </w:p>
         </w:tc>
@@ -487,10 +484,7 @@
     </w:p>
     <w:p>
       <w:pPr>
-        <w:pBdr>
-          <w:bottom w:val="single" w:color="C8714A" w:sz="8"/>
-        </w:pBdr>
-        <w:shd w:fill="1A3A5C" w:val="clear"/>
+        <w:shd w:fill="FFFFFF" w:val="clear"/>
         <w:spacing w:after="200" w:before="440"/>
         <w:jc w:val="center"/>
       </w:pPr>
@@ -499,7 +493,7 @@
           <w:rFonts w:ascii="맑은 고딕" w:cs="맑은 고딕" w:eastAsia="맑은 고딕" w:hAnsi="맑은 고딕"/>
           <w:b/>
           <w:bCs/>
-          <w:color w:val="FFFFFF"/>
+          <w:color w:val="1A1A1A"/>
           <w:sz w:val="27"/>
           <w:szCs w:val="27"/>
         </w:rPr>
@@ -531,9 +525,6 @@
     </w:p>
     <w:p>
       <w:pPr>
-        <w:pBdr>
-          <w:left w:val="single" w:color="C8714A" w:sz="12"/>
-        </w:pBdr>
         <w:spacing w:after="60" w:before="260"/>
         <w:ind w:left="180"/>
       </w:pPr>
@@ -581,9 +572,6 @@
     </w:p>
     <w:p>
       <w:pPr>
-        <w:pBdr>
-          <w:left w:val="single" w:color="C8714A" w:sz="12"/>
-        </w:pBdr>
         <w:spacing w:after="60" w:before="260"/>
         <w:ind w:left="180"/>
       </w:pPr>
@@ -617,12 +605,12 @@
       <w:tblPr>
         <w:tblW w:type="dxa" w:w="9070"/>
         <w:tblBorders>
-          <w:top w:val="single" w:color="auto" w:sz="4"/>
-          <w:left w:val="single" w:color="auto" w:sz="4"/>
-          <w:bottom w:val="single" w:color="auto" w:sz="4"/>
-          <w:right w:val="single" w:color="auto" w:sz="4"/>
-          <w:insideH w:val="single" w:color="auto" w:sz="4"/>
-          <w:insideV w:val="single" w:color="auto" w:sz="4"/>
+          <w:top w:val="nil"/>
+          <w:left w:val="nil"/>
+          <w:bottom w:val="nil"/>
+          <w:right w:val="nil"/>
+          <w:insideH w:val="nil"/>
+          <w:insideV w:val="nil"/>
         </w:tblBorders>
       </w:tblPr>
       <w:tblGrid>
@@ -632,13 +620,7 @@
         <w:tc>
           <w:tcPr>
             <w:tcW w:type="dxa" w:w="9070"/>
-            <w:tcBorders>
-              <w:top w:val="single" w:color="C8714A" w:sz="10"/>
-              <w:left w:val="single" w:color="C8714A" w:sz="8"/>
-              <w:bottom w:val="single" w:color="C8714A" w:sz="10"/>
-              <w:right w:val="none" w:color="FFFFFF" w:sz="0"/>
-            </w:tcBorders>
-            <w:shd w:fill="FDF4F0" w:val="clear"/>
+            <w:shd w:fill="FFFFFF" w:val="clear"/>
             <w:tcMar>
               <w:top w:type="dxa" w:w="140"/>
               <w:left w:type="dxa" w:w="280"/>
@@ -695,10 +677,7 @@
     </w:p>
     <w:p>
       <w:pPr>
-        <w:pBdr>
-          <w:bottom w:val="single" w:color="C8714A" w:sz="8"/>
-        </w:pBdr>
-        <w:shd w:fill="1A3A5C" w:val="clear"/>
+        <w:shd w:fill="FFFFFF" w:val="clear"/>
         <w:spacing w:after="200" w:before="440"/>
         <w:jc w:val="center"/>
       </w:pPr>
@@ -707,7 +686,7 @@
           <w:rFonts w:ascii="맑은 고딕" w:cs="맑은 고딕" w:eastAsia="맑은 고딕" w:hAnsi="맑은 고딕"/>
           <w:b/>
           <w:bCs/>
-          <w:color w:val="FFFFFF"/>
+          <w:color w:val="1A1A1A"/>
           <w:sz w:val="27"/>
           <w:szCs w:val="27"/>
         </w:rPr>
@@ -739,9 +718,6 @@
     </w:p>
     <w:p>
       <w:pPr>
-        <w:pBdr>
-          <w:left w:val="single" w:color="C8714A" w:sz="12"/>
-        </w:pBdr>
         <w:spacing w:after="60" w:before="260"/>
         <w:ind w:left="180"/>
       </w:pPr>
@@ -821,9 +797,6 @@
     </w:p>
     <w:p>
       <w:pPr>
-        <w:pBdr>
-          <w:left w:val="single" w:color="C8714A" w:sz="12"/>
-        </w:pBdr>
         <w:spacing w:after="60" w:before="260"/>
         <w:ind w:left="180"/>
       </w:pPr>
@@ -903,10 +876,7 @@
     </w:p>
     <w:p>
       <w:pPr>
-        <w:pBdr>
-          <w:bottom w:val="single" w:color="C8714A" w:sz="8"/>
-        </w:pBdr>
-        <w:shd w:fill="1A3A5C" w:val="clear"/>
+        <w:shd w:fill="FFFFFF" w:val="clear"/>
         <w:spacing w:after="200" w:before="440"/>
         <w:jc w:val="center"/>
       </w:pPr>
@@ -915,7 +885,7 @@
           <w:rFonts w:ascii="맑은 고딕" w:cs="맑은 고딕" w:eastAsia="맑은 고딕" w:hAnsi="맑은 고딕"/>
           <w:b/>
           <w:bCs/>
-          <w:color w:val="FFFFFF"/>
+          <w:color w:val="1A1A1A"/>
           <w:sz w:val="27"/>
           <w:szCs w:val="27"/>
         </w:rPr>
@@ -947,9 +917,6 @@
     </w:p>
     <w:p>
       <w:pPr>
-        <w:pBdr>
-          <w:left w:val="single" w:color="C8714A" w:sz="12"/>
-        </w:pBdr>
         <w:spacing w:after="60" w:before="260"/>
         <w:ind w:left="180"/>
       </w:pPr>
@@ -1007,7 +974,7 @@
               <w:bottom w:val="single" w:color="B0C8E0" w:sz="4"/>
               <w:right w:val="single" w:color="B0C8E0" w:sz="4"/>
             </w:tcBorders>
-            <w:shd w:fill="1A3A5C" w:val="clear"/>
+            <w:shd w:fill="FFFFFF" w:val="clear"/>
             <w:tcMar>
               <w:top w:type="dxa" w:w="80"/>
               <w:left w:type="dxa" w:w="100"/>
@@ -1024,7 +991,7 @@
                 <w:rFonts w:ascii="맑은 고딕" w:cs="맑은 고딕" w:eastAsia="맑은 고딕" w:hAnsi="맑은 고딕"/>
                 <w:b/>
                 <w:bCs/>
-                <w:color w:val="FFFFFF"/>
+                <w:color w:val="1A1A1A"/>
                 <w:sz w:val="17"/>
                 <w:szCs w:val="17"/>
               </w:rPr>
@@ -1041,7 +1008,7 @@
               <w:bottom w:val="single" w:color="B0C8E0" w:sz="4"/>
               <w:right w:val="single" w:color="B0C8E0" w:sz="4"/>
             </w:tcBorders>
-            <w:shd w:fill="1A3A5C" w:val="clear"/>
+            <w:shd w:fill="FFFFFF" w:val="clear"/>
             <w:tcMar>
               <w:top w:type="dxa" w:w="80"/>
               <w:left w:type="dxa" w:w="100"/>
@@ -1058,7 +1025,7 @@
                 <w:rFonts w:ascii="맑은 고딕" w:cs="맑은 고딕" w:eastAsia="맑은 고딕" w:hAnsi="맑은 고딕"/>
                 <w:b/>
                 <w:bCs/>
-                <w:color w:val="FFFFFF"/>
+                <w:color w:val="1A1A1A"/>
                 <w:sz w:val="17"/>
                 <w:szCs w:val="17"/>
               </w:rPr>
@@ -1075,7 +1042,7 @@
               <w:bottom w:val="single" w:color="B0C8E0" w:sz="4"/>
               <w:right w:val="single" w:color="B0C8E0" w:sz="4"/>
             </w:tcBorders>
-            <w:shd w:fill="1A3A5C" w:val="clear"/>
+            <w:shd w:fill="FFFFFF" w:val="clear"/>
             <w:tcMar>
               <w:top w:type="dxa" w:w="80"/>
               <w:left w:type="dxa" w:w="100"/>
@@ -1092,7 +1059,7 @@
                 <w:rFonts w:ascii="맑은 고딕" w:cs="맑은 고딕" w:eastAsia="맑은 고딕" w:hAnsi="맑은 고딕"/>
                 <w:b/>
                 <w:bCs/>
-                <w:color w:val="FFFFFF"/>
+                <w:color w:val="1A1A1A"/>
                 <w:sz w:val="17"/>
                 <w:szCs w:val="17"/>
               </w:rPr>
@@ -1109,7 +1076,7 @@
               <w:bottom w:val="single" w:color="B0C8E0" w:sz="4"/>
               <w:right w:val="single" w:color="B0C8E0" w:sz="4"/>
             </w:tcBorders>
-            <w:shd w:fill="1A3A5C" w:val="clear"/>
+            <w:shd w:fill="FFFFFF" w:val="clear"/>
             <w:tcMar>
               <w:top w:type="dxa" w:w="80"/>
               <w:left w:type="dxa" w:w="100"/>
@@ -1126,7 +1093,7 @@
                 <w:rFonts w:ascii="맑은 고딕" w:cs="맑은 고딕" w:eastAsia="맑은 고딕" w:hAnsi="맑은 고딕"/>
                 <w:b/>
                 <w:bCs/>
-                <w:color w:val="FFFFFF"/>
+                <w:color w:val="1A1A1A"/>
                 <w:sz w:val="17"/>
                 <w:szCs w:val="17"/>
               </w:rPr>
@@ -1145,7 +1112,7 @@
               <w:bottom w:val="single" w:color="B0C8E0" w:sz="4"/>
               <w:right w:val="single" w:color="B0C8E0" w:sz="4"/>
             </w:tcBorders>
-            <w:shd w:fill="EAF1F8" w:val="clear"/>
+            <w:shd w:fill="FFFFFF" w:val="clear"/>
             <w:tcMar>
               <w:top w:type="dxa" w:w="70"/>
               <w:left w:type="dxa" w:w="100"/>
@@ -1179,7 +1146,7 @@
               <w:bottom w:val="single" w:color="B0C8E0" w:sz="4"/>
               <w:right w:val="single" w:color="B0C8E0" w:sz="4"/>
             </w:tcBorders>
-            <w:shd w:fill="EAF1F8" w:val="clear"/>
+            <w:shd w:fill="FFFFFF" w:val="clear"/>
             <w:tcMar>
               <w:top w:type="dxa" w:w="70"/>
               <w:left w:type="dxa" w:w="100"/>
@@ -1213,7 +1180,7 @@
               <w:bottom w:val="single" w:color="B0C8E0" w:sz="4"/>
               <w:right w:val="single" w:color="B0C8E0" w:sz="4"/>
             </w:tcBorders>
-            <w:shd w:fill="EAF1F8" w:val="clear"/>
+            <w:shd w:fill="FFFFFF" w:val="clear"/>
             <w:tcMar>
               <w:top w:type="dxa" w:w="70"/>
               <w:left w:type="dxa" w:w="100"/>
@@ -1247,7 +1214,7 @@
               <w:bottom w:val="single" w:color="B0C8E0" w:sz="4"/>
               <w:right w:val="single" w:color="B0C8E0" w:sz="4"/>
             </w:tcBorders>
-            <w:shd w:fill="EAF1F8" w:val="clear"/>
+            <w:shd w:fill="FFFFFF" w:val="clear"/>
             <w:tcMar>
               <w:top w:type="dxa" w:w="70"/>
               <w:left w:type="dxa" w:w="100"/>
@@ -1421,7 +1388,7 @@
               <w:bottom w:val="single" w:color="B0C8E0" w:sz="4"/>
               <w:right w:val="single" w:color="B0C8E0" w:sz="4"/>
             </w:tcBorders>
-            <w:shd w:fill="EAF1F8" w:val="clear"/>
+            <w:shd w:fill="FFFFFF" w:val="clear"/>
             <w:tcMar>
               <w:top w:type="dxa" w:w="70"/>
               <w:left w:type="dxa" w:w="100"/>
@@ -1455,7 +1422,7 @@
               <w:bottom w:val="single" w:color="B0C8E0" w:sz="4"/>
               <w:right w:val="single" w:color="B0C8E0" w:sz="4"/>
             </w:tcBorders>
-            <w:shd w:fill="EAF1F8" w:val="clear"/>
+            <w:shd w:fill="FFFFFF" w:val="clear"/>
             <w:tcMar>
               <w:top w:type="dxa" w:w="70"/>
               <w:left w:type="dxa" w:w="100"/>
@@ -1489,7 +1456,7 @@
               <w:bottom w:val="single" w:color="B0C8E0" w:sz="4"/>
               <w:right w:val="single" w:color="B0C8E0" w:sz="4"/>
             </w:tcBorders>
-            <w:shd w:fill="EAF1F8" w:val="clear"/>
+            <w:shd w:fill="FFFFFF" w:val="clear"/>
             <w:tcMar>
               <w:top w:type="dxa" w:w="70"/>
               <w:left w:type="dxa" w:w="100"/>
@@ -1523,7 +1490,7 @@
               <w:bottom w:val="single" w:color="B0C8E0" w:sz="4"/>
               <w:right w:val="single" w:color="B0C8E0" w:sz="4"/>
             </w:tcBorders>
-            <w:shd w:fill="EAF1F8" w:val="clear"/>
+            <w:shd w:fill="FFFFFF" w:val="clear"/>
             <w:tcMar>
               <w:top w:type="dxa" w:w="70"/>
               <w:left w:type="dxa" w:w="100"/>
@@ -1697,7 +1664,7 @@
               <w:bottom w:val="single" w:color="B0C8E0" w:sz="4"/>
               <w:right w:val="single" w:color="B0C8E0" w:sz="4"/>
             </w:tcBorders>
-            <w:shd w:fill="EAF1F8" w:val="clear"/>
+            <w:shd w:fill="FFFFFF" w:val="clear"/>
             <w:tcMar>
               <w:top w:type="dxa" w:w="70"/>
               <w:left w:type="dxa" w:w="100"/>
@@ -1731,7 +1698,7 @@
               <w:bottom w:val="single" w:color="B0C8E0" w:sz="4"/>
               <w:right w:val="single" w:color="B0C8E0" w:sz="4"/>
             </w:tcBorders>
-            <w:shd w:fill="EAF1F8" w:val="clear"/>
+            <w:shd w:fill="FFFFFF" w:val="clear"/>
             <w:tcMar>
               <w:top w:type="dxa" w:w="70"/>
               <w:left w:type="dxa" w:w="100"/>
@@ -1765,7 +1732,7 @@
               <w:bottom w:val="single" w:color="B0C8E0" w:sz="4"/>
               <w:right w:val="single" w:color="B0C8E0" w:sz="4"/>
             </w:tcBorders>
-            <w:shd w:fill="EAF1F8" w:val="clear"/>
+            <w:shd w:fill="FFFFFF" w:val="clear"/>
             <w:tcMar>
               <w:top w:type="dxa" w:w="70"/>
               <w:left w:type="dxa" w:w="100"/>
@@ -1799,7 +1766,7 @@
               <w:bottom w:val="single" w:color="B0C8E0" w:sz="4"/>
               <w:right w:val="single" w:color="B0C8E0" w:sz="4"/>
             </w:tcBorders>
-            <w:shd w:fill="EAF1F8" w:val="clear"/>
+            <w:shd w:fill="FFFFFF" w:val="clear"/>
             <w:tcMar>
               <w:top w:type="dxa" w:w="70"/>
               <w:left w:type="dxa" w:w="100"/>
@@ -2010,9 +1977,6 @@
     </w:p>
     <w:p>
       <w:pPr>
-        <w:pBdr>
-          <w:left w:val="single" w:color="C8714A" w:sz="12"/>
-        </w:pBdr>
         <w:spacing w:after="60" w:before="260"/>
         <w:ind w:left="180"/>
       </w:pPr>
@@ -2092,9 +2056,6 @@
     </w:p>
     <w:p>
       <w:pPr>
-        <w:pBdr>
-          <w:left w:val="single" w:color="C8714A" w:sz="12"/>
-        </w:pBdr>
         <w:spacing w:after="60" w:before="260"/>
         <w:ind w:left="180"/>
       </w:pPr>
@@ -2174,9 +2135,6 @@
     </w:p>
     <w:p>
       <w:pPr>
-        <w:pBdr>
-          <w:left w:val="single" w:color="C8714A" w:sz="12"/>
-        </w:pBdr>
         <w:spacing w:after="60" w:before="260"/>
         <w:ind w:left="180"/>
       </w:pPr>
@@ -2210,12 +2168,12 @@
       <w:tblPr>
         <w:tblW w:type="dxa" w:w="9070"/>
         <w:tblBorders>
-          <w:top w:val="single" w:color="auto" w:sz="4"/>
-          <w:left w:val="single" w:color="auto" w:sz="4"/>
-          <w:bottom w:val="single" w:color="auto" w:sz="4"/>
-          <w:right w:val="single" w:color="auto" w:sz="4"/>
-          <w:insideH w:val="single" w:color="auto" w:sz="4"/>
-          <w:insideV w:val="single" w:color="auto" w:sz="4"/>
+          <w:top w:val="nil"/>
+          <w:left w:val="nil"/>
+          <w:bottom w:val="nil"/>
+          <w:right w:val="nil"/>
+          <w:insideH w:val="nil"/>
+          <w:insideV w:val="nil"/>
         </w:tblBorders>
       </w:tblPr>
       <w:tblGrid>
@@ -2225,13 +2183,7 @@
         <w:tc>
           <w:tcPr>
             <w:tcW w:type="dxa" w:w="9070"/>
-            <w:tcBorders>
-              <w:top w:val="single" w:color="C8714A" w:sz="10"/>
-              <w:left w:val="single" w:color="C8714A" w:sz="6"/>
-              <w:bottom w:val="single" w:color="C8714A" w:sz="10"/>
-              <w:right w:val="none" w:color="FFFFFF" w:sz="0"/>
-            </w:tcBorders>
-            <w:shd w:fill="FDF4F0" w:val="clear"/>
+            <w:shd w:fill="FFFFFF" w:val="clear"/>
             <w:tcMar>
               <w:top w:type="dxa" w:w="140"/>
               <w:left w:type="dxa" w:w="260"/>
@@ -2396,12 +2348,12 @@
       <w:tblPr>
         <w:tblW w:type="dxa" w:w="9070"/>
         <w:tblBorders>
-          <w:top w:val="single" w:color="auto" w:sz="4"/>
-          <w:left w:val="single" w:color="auto" w:sz="4"/>
-          <w:bottom w:val="single" w:color="auto" w:sz="4"/>
-          <w:right w:val="single" w:color="auto" w:sz="4"/>
-          <w:insideH w:val="single" w:color="auto" w:sz="4"/>
-          <w:insideV w:val="single" w:color="auto" w:sz="4"/>
+          <w:top w:val="nil"/>
+          <w:left w:val="nil"/>
+          <w:bottom w:val="nil"/>
+          <w:right w:val="nil"/>
+          <w:insideH w:val="nil"/>
+          <w:insideV w:val="nil"/>
         </w:tblBorders>
       </w:tblPr>
       <w:tblGrid>
@@ -2411,13 +2363,7 @@
         <w:tc>
           <w:tcPr>
             <w:tcW w:type="dxa" w:w="9070"/>
-            <w:tcBorders>
-              <w:top w:val="single" w:color="B0C8E0" w:sz="4"/>
-              <w:left w:val="single" w:color="B0C8E0" w:sz="4"/>
-              <w:bottom w:val="single" w:color="B0C8E0" w:sz="4"/>
-              <w:right w:val="single" w:color="B0C8E0" w:sz="4"/>
-            </w:tcBorders>
-            <w:shd w:fill="EAF1F8" w:val="clear"/>
+            <w:shd w:fill="FFFFFF" w:val="clear"/>
             <w:tcMar>
               <w:top w:type="dxa" w:w="180"/>
               <w:left w:type="dxa" w:w="300"/>
@@ -2513,9 +2459,6 @@
     </w:p>
     <w:p>
       <w:pPr>
-        <w:pBdr>
-          <w:bottom w:val="single" w:color="C8714A" w:sz="6"/>
-        </w:pBdr>
         <w:spacing w:after="80" w:before="0"/>
         <w:jc w:val="center"/>
       </w:pPr>
@@ -2618,7 +2561,7 @@
               <w:bottom w:val="single" w:color="B0C8E0" w:sz="4"/>
               <w:right w:val="single" w:color="B0C8E0" w:sz="4"/>
             </w:tcBorders>
-            <w:shd w:fill="EAF1F8" w:val="clear"/>
+            <w:shd w:fill="FFFFFF" w:val="clear"/>
             <w:tcMar>
               <w:top w:type="dxa" w:w="80"/>
               <w:left w:type="dxa" w:w="160"/>
@@ -2682,7 +2625,7 @@
               <w:bottom w:val="single" w:color="B0C8E0" w:sz="4"/>
               <w:right w:val="single" w:color="B0C8E0" w:sz="4"/>
             </w:tcBorders>
-            <w:shd w:fill="EAF1F8" w:val="clear"/>
+            <w:shd w:fill="FFFFFF" w:val="clear"/>
             <w:tcMar>
               <w:top w:type="dxa" w:w="80"/>
               <w:left w:type="dxa" w:w="160"/>
@@ -2746,7 +2689,7 @@
               <w:bottom w:val="single" w:color="B0C8E0" w:sz="4"/>
               <w:right w:val="single" w:color="B0C8E0" w:sz="4"/>
             </w:tcBorders>
-            <w:shd w:fill="EAF1F8" w:val="clear"/>
+            <w:shd w:fill="FFFFFF" w:val="clear"/>
             <w:tcMar>
               <w:top w:type="dxa" w:w="80"/>
               <w:left w:type="dxa" w:w="160"/>
@@ -2810,7 +2753,7 @@
               <w:bottom w:val="single" w:color="B0C8E0" w:sz="4"/>
               <w:right w:val="single" w:color="B0C8E0" w:sz="4"/>
             </w:tcBorders>
-            <w:shd w:fill="EAF1F8" w:val="clear"/>
+            <w:shd w:fill="FFFFFF" w:val="clear"/>
             <w:tcMar>
               <w:top w:type="dxa" w:w="80"/>
               <w:left w:type="dxa" w:w="160"/>
@@ -2874,7 +2817,7 @@
               <w:bottom w:val="single" w:color="B0C8E0" w:sz="4"/>
               <w:right w:val="single" w:color="B0C8E0" w:sz="4"/>
             </w:tcBorders>
-            <w:shd w:fill="EAF1F8" w:val="clear"/>
+            <w:shd w:fill="FFFFFF" w:val="clear"/>
             <w:tcMar>
               <w:top w:type="dxa" w:w="80"/>
               <w:left w:type="dxa" w:w="160"/>
@@ -2967,10 +2910,7 @@
     </w:p>
     <w:p>
       <w:pPr>
-        <w:pBdr>
-          <w:bottom w:val="single" w:color="C8714A" w:sz="8"/>
-        </w:pBdr>
-        <w:shd w:fill="1A3A5C" w:val="clear"/>
+        <w:shd w:fill="FFFFFF" w:val="clear"/>
         <w:spacing w:after="200" w:before="440"/>
         <w:jc w:val="center"/>
       </w:pPr>
@@ -2979,7 +2919,7 @@
           <w:rFonts w:ascii="맑은 고딕" w:cs="맑은 고딕" w:eastAsia="맑은 고딕" w:hAnsi="맑은 고딕"/>
           <w:b/>
           <w:bCs/>
-          <w:color w:val="FFFFFF"/>
+          <w:color w:val="1A1A1A"/>
           <w:sz w:val="27"/>
           <w:szCs w:val="27"/>
         </w:rPr>
@@ -3011,9 +2951,6 @@
     </w:p>
     <w:p>
       <w:pPr>
-        <w:pBdr>
-          <w:left w:val="single" w:color="C8714A" w:sz="12"/>
-        </w:pBdr>
         <w:spacing w:after="60" w:before="260"/>
         <w:ind w:left="180"/>
       </w:pPr>
@@ -3061,9 +2998,6 @@
     </w:p>
     <w:p>
       <w:pPr>
-        <w:pBdr>
-          <w:left w:val="single" w:color="C8714A" w:sz="12"/>
-        </w:pBdr>
         <w:spacing w:after="60" w:before="260"/>
         <w:ind w:left="180"/>
       </w:pPr>
@@ -3175,10 +3109,7 @@
     </w:p>
     <w:p>
       <w:pPr>
-        <w:pBdr>
-          <w:bottom w:val="single" w:color="C8714A" w:sz="8"/>
-        </w:pBdr>
-        <w:shd w:fill="1A3A5C" w:val="clear"/>
+        <w:shd w:fill="FFFFFF" w:val="clear"/>
         <w:spacing w:after="200" w:before="440"/>
         <w:jc w:val="center"/>
       </w:pPr>
@@ -3187,7 +3118,7 @@
           <w:rFonts w:ascii="맑은 고딕" w:cs="맑은 고딕" w:eastAsia="맑은 고딕" w:hAnsi="맑은 고딕"/>
           <w:b/>
           <w:bCs/>
-          <w:color w:val="FFFFFF"/>
+          <w:color w:val="1A1A1A"/>
           <w:sz w:val="27"/>
           <w:szCs w:val="27"/>
         </w:rPr>
@@ -3219,9 +3150,6 @@
     </w:p>
     <w:p>
       <w:pPr>
-        <w:pBdr>
-          <w:left w:val="single" w:color="C8714A" w:sz="12"/>
-        </w:pBdr>
         <w:spacing w:after="60" w:before="260"/>
         <w:ind w:left="180"/>
       </w:pPr>
@@ -3349,9 +3277,6 @@
     </w:p>
     <w:p>
       <w:pPr>
-        <w:pBdr>
-          <w:left w:val="single" w:color="C8714A" w:sz="12"/>
-        </w:pBdr>
         <w:spacing w:after="60" w:before="260"/>
         <w:ind w:left="180"/>
       </w:pPr>
@@ -3385,12 +3310,12 @@
       <w:tblPr>
         <w:tblW w:type="dxa" w:w="9070"/>
         <w:tblBorders>
-          <w:top w:val="single" w:color="auto" w:sz="4"/>
-          <w:left w:val="single" w:color="auto" w:sz="4"/>
-          <w:bottom w:val="single" w:color="auto" w:sz="4"/>
-          <w:right w:val="single" w:color="auto" w:sz="4"/>
-          <w:insideH w:val="single" w:color="auto" w:sz="4"/>
-          <w:insideV w:val="single" w:color="auto" w:sz="4"/>
+          <w:top w:val="nil"/>
+          <w:left w:val="nil"/>
+          <w:bottom w:val="nil"/>
+          <w:right w:val="nil"/>
+          <w:insideH w:val="nil"/>
+          <w:insideV w:val="nil"/>
         </w:tblBorders>
       </w:tblPr>
       <w:tblGrid>
@@ -3400,13 +3325,7 @@
         <w:tc>
           <w:tcPr>
             <w:tcW w:type="dxa" w:w="9070"/>
-            <w:tcBorders>
-              <w:top w:val="single" w:color="7C1A2E" w:sz="10"/>
-              <w:left w:val="single" w:color="7C1A2E" w:sz="6"/>
-              <w:bottom w:val="single" w:color="7C1A2E" w:sz="10"/>
-              <w:right w:val="none" w:color="FFFFFF" w:sz="0"/>
-            </w:tcBorders>
-            <w:shd w:fill="FDF0F4" w:val="clear"/>
+            <w:shd w:fill="FFFFFF" w:val="clear"/>
             <w:tcMar>
               <w:top w:type="dxa" w:w="140"/>
               <w:left w:type="dxa" w:w="260"/>
@@ -3569,10 +3488,7 @@
     </w:p>
     <w:p>
       <w:pPr>
-        <w:pBdr>
-          <w:bottom w:val="single" w:color="C8714A" w:sz="8"/>
-        </w:pBdr>
-        <w:shd w:fill="1A3A5C" w:val="clear"/>
+        <w:shd w:fill="FFFFFF" w:val="clear"/>
         <w:spacing w:after="200" w:before="440"/>
         <w:jc w:val="center"/>
       </w:pPr>
@@ -3581,7 +3497,7 @@
           <w:rFonts w:ascii="맑은 고딕" w:cs="맑은 고딕" w:eastAsia="맑은 고딕" w:hAnsi="맑은 고딕"/>
           <w:b/>
           <w:bCs/>
-          <w:color w:val="FFFFFF"/>
+          <w:color w:val="1A1A1A"/>
           <w:sz w:val="27"/>
           <w:szCs w:val="27"/>
         </w:rPr>
@@ -3613,9 +3529,6 @@
     </w:p>
     <w:p>
       <w:pPr>
-        <w:pBdr>
-          <w:left w:val="single" w:color="C8714A" w:sz="12"/>
-        </w:pBdr>
         <w:spacing w:after="60" w:before="260"/>
         <w:ind w:left="180"/>
       </w:pPr>
@@ -3673,7 +3586,7 @@
               <w:bottom w:val="single" w:color="B0C8E0" w:sz="4"/>
               <w:right w:val="single" w:color="B0C8E0" w:sz="4"/>
             </w:tcBorders>
-            <w:shd w:fill="1A3A5C" w:val="clear"/>
+            <w:shd w:fill="FFFFFF" w:val="clear"/>
             <w:tcMar>
               <w:top w:type="dxa" w:w="80"/>
               <w:left w:type="dxa" w:w="100"/>
@@ -3690,7 +3603,7 @@
                 <w:rFonts w:ascii="맑은 고딕" w:cs="맑은 고딕" w:eastAsia="맑은 고딕" w:hAnsi="맑은 고딕"/>
                 <w:b/>
                 <w:bCs/>
-                <w:color w:val="FFFFFF"/>
+                <w:color w:val="1A1A1A"/>
                 <w:sz w:val="17"/>
                 <w:szCs w:val="17"/>
               </w:rPr>
@@ -3707,7 +3620,7 @@
               <w:bottom w:val="single" w:color="B0C8E0" w:sz="4"/>
               <w:right w:val="single" w:color="B0C8E0" w:sz="4"/>
             </w:tcBorders>
-            <w:shd w:fill="1A3A5C" w:val="clear"/>
+            <w:shd w:fill="FFFFFF" w:val="clear"/>
             <w:tcMar>
               <w:top w:type="dxa" w:w="80"/>
               <w:left w:type="dxa" w:w="100"/>
@@ -3724,7 +3637,7 @@
                 <w:rFonts w:ascii="맑은 고딕" w:cs="맑은 고딕" w:eastAsia="맑은 고딕" w:hAnsi="맑은 고딕"/>
                 <w:b/>
                 <w:bCs/>
-                <w:color w:val="FFFFFF"/>
+                <w:color w:val="1A1A1A"/>
                 <w:sz w:val="17"/>
                 <w:szCs w:val="17"/>
               </w:rPr>
@@ -3741,7 +3654,7 @@
               <w:bottom w:val="single" w:color="B0C8E0" w:sz="4"/>
               <w:right w:val="single" w:color="B0C8E0" w:sz="4"/>
             </w:tcBorders>
-            <w:shd w:fill="1A3A5C" w:val="clear"/>
+            <w:shd w:fill="FFFFFF" w:val="clear"/>
             <w:tcMar>
               <w:top w:type="dxa" w:w="80"/>
               <w:left w:type="dxa" w:w="100"/>
@@ -3758,7 +3671,7 @@
                 <w:rFonts w:ascii="맑은 고딕" w:cs="맑은 고딕" w:eastAsia="맑은 고딕" w:hAnsi="맑은 고딕"/>
                 <w:b/>
                 <w:bCs/>
-                <w:color w:val="FFFFFF"/>
+                <w:color w:val="1A1A1A"/>
                 <w:sz w:val="17"/>
                 <w:szCs w:val="17"/>
               </w:rPr>
@@ -3775,7 +3688,7 @@
               <w:bottom w:val="single" w:color="B0C8E0" w:sz="4"/>
               <w:right w:val="single" w:color="B0C8E0" w:sz="4"/>
             </w:tcBorders>
-            <w:shd w:fill="1A3A5C" w:val="clear"/>
+            <w:shd w:fill="FFFFFF" w:val="clear"/>
             <w:tcMar>
               <w:top w:type="dxa" w:w="80"/>
               <w:left w:type="dxa" w:w="100"/>
@@ -3792,7 +3705,7 @@
                 <w:rFonts w:ascii="맑은 고딕" w:cs="맑은 고딕" w:eastAsia="맑은 고딕" w:hAnsi="맑은 고딕"/>
                 <w:b/>
                 <w:bCs/>
-                <w:color w:val="FFFFFF"/>
+                <w:color w:val="1A1A1A"/>
                 <w:sz w:val="17"/>
                 <w:szCs w:val="17"/>
               </w:rPr>
@@ -3811,7 +3724,7 @@
               <w:bottom w:val="single" w:color="B0C8E0" w:sz="4"/>
               <w:right w:val="single" w:color="B0C8E0" w:sz="4"/>
             </w:tcBorders>
-            <w:shd w:fill="EAF1F8" w:val="clear"/>
+            <w:shd w:fill="FFFFFF" w:val="clear"/>
             <w:tcMar>
               <w:top w:type="dxa" w:w="70"/>
               <w:left w:type="dxa" w:w="100"/>
@@ -3845,7 +3758,7 @@
               <w:bottom w:val="single" w:color="B0C8E0" w:sz="4"/>
               <w:right w:val="single" w:color="B0C8E0" w:sz="4"/>
             </w:tcBorders>
-            <w:shd w:fill="EAF1F8" w:val="clear"/>
+            <w:shd w:fill="FFFFFF" w:val="clear"/>
             <w:tcMar>
               <w:top w:type="dxa" w:w="70"/>
               <w:left w:type="dxa" w:w="100"/>
@@ -3879,7 +3792,7 @@
               <w:bottom w:val="single" w:color="B0C8E0" w:sz="4"/>
               <w:right w:val="single" w:color="B0C8E0" w:sz="4"/>
             </w:tcBorders>
-            <w:shd w:fill="EAF1F8" w:val="clear"/>
+            <w:shd w:fill="FFFFFF" w:val="clear"/>
             <w:tcMar>
               <w:top w:type="dxa" w:w="70"/>
               <w:left w:type="dxa" w:w="100"/>
@@ -3913,7 +3826,7 @@
               <w:bottom w:val="single" w:color="B0C8E0" w:sz="4"/>
               <w:right w:val="single" w:color="B0C8E0" w:sz="4"/>
             </w:tcBorders>
-            <w:shd w:fill="EAF1F8" w:val="clear"/>
+            <w:shd w:fill="FFFFFF" w:val="clear"/>
             <w:tcMar>
               <w:top w:type="dxa" w:w="70"/>
               <w:left w:type="dxa" w:w="100"/>
@@ -4087,7 +4000,7 @@
               <w:bottom w:val="single" w:color="B0C8E0" w:sz="4"/>
               <w:right w:val="single" w:color="B0C8E0" w:sz="4"/>
             </w:tcBorders>
-            <w:shd w:fill="EAF1F8" w:val="clear"/>
+            <w:shd w:fill="FFFFFF" w:val="clear"/>
             <w:tcMar>
               <w:top w:type="dxa" w:w="70"/>
               <w:left w:type="dxa" w:w="100"/>
@@ -4121,7 +4034,7 @@
               <w:bottom w:val="single" w:color="B0C8E0" w:sz="4"/>
               <w:right w:val="single" w:color="B0C8E0" w:sz="4"/>
             </w:tcBorders>
-            <w:shd w:fill="EAF1F8" w:val="clear"/>
+            <w:shd w:fill="FFFFFF" w:val="clear"/>
             <w:tcMar>
               <w:top w:type="dxa" w:w="70"/>
               <w:left w:type="dxa" w:w="100"/>
@@ -4155,7 +4068,7 @@
               <w:bottom w:val="single" w:color="B0C8E0" w:sz="4"/>
               <w:right w:val="single" w:color="B0C8E0" w:sz="4"/>
             </w:tcBorders>
-            <w:shd w:fill="EAF1F8" w:val="clear"/>
+            <w:shd w:fill="FFFFFF" w:val="clear"/>
             <w:tcMar>
               <w:top w:type="dxa" w:w="70"/>
               <w:left w:type="dxa" w:w="100"/>
@@ -4189,7 +4102,7 @@
               <w:bottom w:val="single" w:color="B0C8E0" w:sz="4"/>
               <w:right w:val="single" w:color="B0C8E0" w:sz="4"/>
             </w:tcBorders>
-            <w:shd w:fill="EAF1F8" w:val="clear"/>
+            <w:shd w:fill="FFFFFF" w:val="clear"/>
             <w:tcMar>
               <w:top w:type="dxa" w:w="70"/>
               <w:left w:type="dxa" w:w="100"/>
@@ -4363,7 +4276,7 @@
               <w:bottom w:val="single" w:color="B0C8E0" w:sz="4"/>
               <w:right w:val="single" w:color="B0C8E0" w:sz="4"/>
             </w:tcBorders>
-            <w:shd w:fill="EAF1F8" w:val="clear"/>
+            <w:shd w:fill="FFFFFF" w:val="clear"/>
             <w:tcMar>
               <w:top w:type="dxa" w:w="70"/>
               <w:left w:type="dxa" w:w="100"/>
@@ -4397,7 +4310,7 @@
               <w:bottom w:val="single" w:color="B0C8E0" w:sz="4"/>
               <w:right w:val="single" w:color="B0C8E0" w:sz="4"/>
             </w:tcBorders>
-            <w:shd w:fill="EAF1F8" w:val="clear"/>
+            <w:shd w:fill="FFFFFF" w:val="clear"/>
             <w:tcMar>
               <w:top w:type="dxa" w:w="70"/>
               <w:left w:type="dxa" w:w="100"/>
@@ -4431,7 +4344,7 @@
               <w:bottom w:val="single" w:color="B0C8E0" w:sz="4"/>
               <w:right w:val="single" w:color="B0C8E0" w:sz="4"/>
             </w:tcBorders>
-            <w:shd w:fill="EAF1F8" w:val="clear"/>
+            <w:shd w:fill="FFFFFF" w:val="clear"/>
             <w:tcMar>
               <w:top w:type="dxa" w:w="70"/>
               <w:left w:type="dxa" w:w="100"/>
@@ -4465,7 +4378,7 @@
               <w:bottom w:val="single" w:color="B0C8E0" w:sz="4"/>
               <w:right w:val="single" w:color="B0C8E0" w:sz="4"/>
             </w:tcBorders>
-            <w:shd w:fill="EAF1F8" w:val="clear"/>
+            <w:shd w:fill="FFFFFF" w:val="clear"/>
             <w:tcMar>
               <w:top w:type="dxa" w:w="70"/>
               <w:left w:type="dxa" w:w="100"/>
@@ -4538,9 +4451,6 @@
     </w:p>
     <w:p>
       <w:pPr>
-        <w:pBdr>
-          <w:left w:val="single" w:color="C8714A" w:sz="12"/>
-        </w:pBdr>
         <w:spacing w:after="60" w:before="260"/>
         <w:ind w:left="180"/>
       </w:pPr>
@@ -4684,9 +4594,6 @@
     </w:p>
     <w:p>
       <w:pPr>
-        <w:pBdr>
-          <w:left w:val="single" w:color="C8714A" w:sz="12"/>
-        </w:pBdr>
         <w:spacing w:after="60" w:before="260"/>
         <w:ind w:left="180"/>
       </w:pPr>
@@ -4814,10 +4721,7 @@
     </w:p>
     <w:p>
       <w:pPr>
-        <w:pBdr>
-          <w:bottom w:val="single" w:color="C8714A" w:sz="8"/>
-        </w:pBdr>
-        <w:shd w:fill="1A3A5C" w:val="clear"/>
+        <w:shd w:fill="FFFFFF" w:val="clear"/>
         <w:spacing w:after="200" w:before="440"/>
         <w:jc w:val="center"/>
       </w:pPr>
@@ -4826,7 +4730,7 @@
           <w:rFonts w:ascii="맑은 고딕" w:cs="맑은 고딕" w:eastAsia="맑은 고딕" w:hAnsi="맑은 고딕"/>
           <w:b/>
           <w:bCs/>
-          <w:color w:val="FFFFFF"/>
+          <w:color w:val="1A1A1A"/>
           <w:sz w:val="27"/>
           <w:szCs w:val="27"/>
         </w:rPr>
@@ -4858,9 +4762,6 @@
     </w:p>
     <w:p>
       <w:pPr>
-        <w:pBdr>
-          <w:left w:val="single" w:color="C8714A" w:sz="12"/>
-        </w:pBdr>
         <w:spacing w:after="60" w:before="260"/>
         <w:ind w:left="180"/>
       </w:pPr>
@@ -4934,7 +4835,7 @@
               <w:bottom w:val="single" w:color="B0C8E0" w:sz="4"/>
               <w:right w:val="single" w:color="B0C8E0" w:sz="4"/>
             </w:tcBorders>
-            <w:shd w:fill="1A3A5C" w:val="clear"/>
+            <w:shd w:fill="FFFFFF" w:val="clear"/>
             <w:tcMar>
               <w:top w:type="dxa" w:w="80"/>
               <w:left w:type="dxa" w:w="100"/>
@@ -4951,7 +4852,7 @@
                 <w:rFonts w:ascii="맑은 고딕" w:cs="맑은 고딕" w:eastAsia="맑은 고딕" w:hAnsi="맑은 고딕"/>
                 <w:b/>
                 <w:bCs/>
-                <w:color w:val="FFFFFF"/>
+                <w:color w:val="1A1A1A"/>
                 <w:sz w:val="17"/>
                 <w:szCs w:val="17"/>
               </w:rPr>
@@ -4968,7 +4869,7 @@
               <w:bottom w:val="single" w:color="B0C8E0" w:sz="4"/>
               <w:right w:val="single" w:color="B0C8E0" w:sz="4"/>
             </w:tcBorders>
-            <w:shd w:fill="1A3A5C" w:val="clear"/>
+            <w:shd w:fill="FFFFFF" w:val="clear"/>
             <w:tcMar>
               <w:top w:type="dxa" w:w="80"/>
               <w:left w:type="dxa" w:w="100"/>
@@ -4985,7 +4886,7 @@
                 <w:rFonts w:ascii="맑은 고딕" w:cs="맑은 고딕" w:eastAsia="맑은 고딕" w:hAnsi="맑은 고딕"/>
                 <w:b/>
                 <w:bCs/>
-                <w:color w:val="FFFFFF"/>
+                <w:color w:val="1A1A1A"/>
                 <w:sz w:val="17"/>
                 <w:szCs w:val="17"/>
               </w:rPr>
@@ -5002,7 +4903,7 @@
               <w:bottom w:val="single" w:color="B0C8E0" w:sz="4"/>
               <w:right w:val="single" w:color="B0C8E0" w:sz="4"/>
             </w:tcBorders>
-            <w:shd w:fill="1A3A5C" w:val="clear"/>
+            <w:shd w:fill="FFFFFF" w:val="clear"/>
             <w:tcMar>
               <w:top w:type="dxa" w:w="80"/>
               <w:left w:type="dxa" w:w="100"/>
@@ -5019,7 +4920,7 @@
                 <w:rFonts w:ascii="맑은 고딕" w:cs="맑은 고딕" w:eastAsia="맑은 고딕" w:hAnsi="맑은 고딕"/>
                 <w:b/>
                 <w:bCs/>
-                <w:color w:val="FFFFFF"/>
+                <w:color w:val="1A1A1A"/>
                 <w:sz w:val="17"/>
                 <w:szCs w:val="17"/>
               </w:rPr>
@@ -5036,7 +4937,7 @@
               <w:bottom w:val="single" w:color="B0C8E0" w:sz="4"/>
               <w:right w:val="single" w:color="B0C8E0" w:sz="4"/>
             </w:tcBorders>
-            <w:shd w:fill="1A3A5C" w:val="clear"/>
+            <w:shd w:fill="FFFFFF" w:val="clear"/>
             <w:tcMar>
               <w:top w:type="dxa" w:w="80"/>
               <w:left w:type="dxa" w:w="100"/>
@@ -5053,7 +4954,7 @@
                 <w:rFonts w:ascii="맑은 고딕" w:cs="맑은 고딕" w:eastAsia="맑은 고딕" w:hAnsi="맑은 고딕"/>
                 <w:b/>
                 <w:bCs/>
-                <w:color w:val="FFFFFF"/>
+                <w:color w:val="1A1A1A"/>
                 <w:sz w:val="17"/>
                 <w:szCs w:val="17"/>
               </w:rPr>
@@ -5072,7 +4973,7 @@
               <w:bottom w:val="single" w:color="B0C8E0" w:sz="4"/>
               <w:right w:val="single" w:color="B0C8E0" w:sz="4"/>
             </w:tcBorders>
-            <w:shd w:fill="EAF1F8" w:val="clear"/>
+            <w:shd w:fill="FFFFFF" w:val="clear"/>
             <w:tcMar>
               <w:top w:type="dxa" w:w="70"/>
               <w:left w:type="dxa" w:w="100"/>
@@ -5106,7 +5007,7 @@
               <w:bottom w:val="single" w:color="B0C8E0" w:sz="4"/>
               <w:right w:val="single" w:color="B0C8E0" w:sz="4"/>
             </w:tcBorders>
-            <w:shd w:fill="EAF1F8" w:val="clear"/>
+            <w:shd w:fill="FFFFFF" w:val="clear"/>
             <w:tcMar>
               <w:top w:type="dxa" w:w="70"/>
               <w:left w:type="dxa" w:w="100"/>
@@ -5140,7 +5041,7 @@
               <w:bottom w:val="single" w:color="B0C8E0" w:sz="4"/>
               <w:right w:val="single" w:color="B0C8E0" w:sz="4"/>
             </w:tcBorders>
-            <w:shd w:fill="EAF1F8" w:val="clear"/>
+            <w:shd w:fill="FFFFFF" w:val="clear"/>
             <w:tcMar>
               <w:top w:type="dxa" w:w="70"/>
               <w:left w:type="dxa" w:w="100"/>
@@ -5174,7 +5075,7 @@
               <w:bottom w:val="single" w:color="B0C8E0" w:sz="4"/>
               <w:right w:val="single" w:color="B0C8E0" w:sz="4"/>
             </w:tcBorders>
-            <w:shd w:fill="EAF1F8" w:val="clear"/>
+            <w:shd w:fill="FFFFFF" w:val="clear"/>
             <w:tcMar>
               <w:top w:type="dxa" w:w="70"/>
               <w:left w:type="dxa" w:w="100"/>
@@ -5348,7 +5249,7 @@
               <w:bottom w:val="single" w:color="B0C8E0" w:sz="4"/>
               <w:right w:val="single" w:color="B0C8E0" w:sz="4"/>
             </w:tcBorders>
-            <w:shd w:fill="EAF1F8" w:val="clear"/>
+            <w:shd w:fill="FFFFFF" w:val="clear"/>
             <w:tcMar>
               <w:top w:type="dxa" w:w="70"/>
               <w:left w:type="dxa" w:w="100"/>
@@ -5382,7 +5283,7 @@
               <w:bottom w:val="single" w:color="B0C8E0" w:sz="4"/>
               <w:right w:val="single" w:color="B0C8E0" w:sz="4"/>
             </w:tcBorders>
-            <w:shd w:fill="EAF1F8" w:val="clear"/>
+            <w:shd w:fill="FFFFFF" w:val="clear"/>
             <w:tcMar>
               <w:top w:type="dxa" w:w="70"/>
               <w:left w:type="dxa" w:w="100"/>
@@ -5416,7 +5317,7 @@
               <w:bottom w:val="single" w:color="B0C8E0" w:sz="4"/>
               <w:right w:val="single" w:color="B0C8E0" w:sz="4"/>
             </w:tcBorders>
-            <w:shd w:fill="EAF1F8" w:val="clear"/>
+            <w:shd w:fill="FFFFFF" w:val="clear"/>
             <w:tcMar>
               <w:top w:type="dxa" w:w="70"/>
               <w:left w:type="dxa" w:w="100"/>
@@ -5450,7 +5351,7 @@
               <w:bottom w:val="single" w:color="B0C8E0" w:sz="4"/>
               <w:right w:val="single" w:color="B0C8E0" w:sz="4"/>
             </w:tcBorders>
-            <w:shd w:fill="EAF1F8" w:val="clear"/>
+            <w:shd w:fill="FFFFFF" w:val="clear"/>
             <w:tcMar>
               <w:top w:type="dxa" w:w="70"/>
               <w:left w:type="dxa" w:w="100"/>
@@ -5631,9 +5532,6 @@
     </w:p>
     <w:p>
       <w:pPr>
-        <w:pBdr>
-          <w:left w:val="single" w:color="C8714A" w:sz="12"/>
-        </w:pBdr>
         <w:spacing w:after="60" w:before="260"/>
         <w:ind w:left="180"/>
       </w:pPr>
@@ -5715,12 +5613,12 @@
       <w:tblPr>
         <w:tblW w:type="dxa" w:w="9070"/>
         <w:tblBorders>
-          <w:top w:val="single" w:color="auto" w:sz="4"/>
-          <w:left w:val="single" w:color="auto" w:sz="4"/>
-          <w:bottom w:val="single" w:color="auto" w:sz="4"/>
-          <w:right w:val="single" w:color="auto" w:sz="4"/>
-          <w:insideH w:val="single" w:color="auto" w:sz="4"/>
-          <w:insideV w:val="single" w:color="auto" w:sz="4"/>
+          <w:top w:val="nil"/>
+          <w:left w:val="nil"/>
+          <w:bottom w:val="nil"/>
+          <w:right w:val="nil"/>
+          <w:insideH w:val="nil"/>
+          <w:insideV w:val="nil"/>
         </w:tblBorders>
       </w:tblPr>
       <w:tblGrid>
@@ -5730,13 +5628,7 @@
         <w:tc>
           <w:tcPr>
             <w:tcW w:type="dxa" w:w="9070"/>
-            <w:tcBorders>
-              <w:top w:val="single" w:color="B0C8E0" w:sz="4"/>
-              <w:left w:val="single" w:color="B0C8E0" w:sz="4"/>
-              <w:bottom w:val="single" w:color="B0C8E0" w:sz="4"/>
-              <w:right w:val="single" w:color="B0C8E0" w:sz="4"/>
-            </w:tcBorders>
-            <w:shd w:fill="EAF1F8" w:val="clear"/>
+            <w:shd w:fill="FFFFFF" w:val="clear"/>
             <w:tcMar>
               <w:top w:type="dxa" w:w="180"/>
               <w:left w:type="dxa" w:w="300"/>
@@ -5832,9 +5724,6 @@
     </w:p>
     <w:p>
       <w:pPr>
-        <w:pBdr>
-          <w:bottom w:val="single" w:color="C8714A" w:sz="6"/>
-        </w:pBdr>
         <w:spacing w:after="80" w:before="0"/>
         <w:jc w:val="center"/>
       </w:pPr>
@@ -5937,7 +5826,7 @@
               <w:bottom w:val="single" w:color="B0C8E0" w:sz="4"/>
               <w:right w:val="single" w:color="B0C8E0" w:sz="4"/>
             </w:tcBorders>
-            <w:shd w:fill="EAF1F8" w:val="clear"/>
+            <w:shd w:fill="FFFFFF" w:val="clear"/>
             <w:tcMar>
               <w:top w:type="dxa" w:w="80"/>
               <w:left w:type="dxa" w:w="160"/>
@@ -6001,7 +5890,7 @@
               <w:bottom w:val="single" w:color="B0C8E0" w:sz="4"/>
               <w:right w:val="single" w:color="B0C8E0" w:sz="4"/>
             </w:tcBorders>
-            <w:shd w:fill="EAF1F8" w:val="clear"/>
+            <w:shd w:fill="FFFFFF" w:val="clear"/>
             <w:tcMar>
               <w:top w:type="dxa" w:w="80"/>
               <w:left w:type="dxa" w:w="160"/>
@@ -6065,7 +5954,7 @@
               <w:bottom w:val="single" w:color="B0C8E0" w:sz="4"/>
               <w:right w:val="single" w:color="B0C8E0" w:sz="4"/>
             </w:tcBorders>
-            <w:shd w:fill="EAF1F8" w:val="clear"/>
+            <w:shd w:fill="FFFFFF" w:val="clear"/>
             <w:tcMar>
               <w:top w:type="dxa" w:w="80"/>
               <w:left w:type="dxa" w:w="160"/>
@@ -6129,7 +6018,7 @@
               <w:bottom w:val="single" w:color="B0C8E0" w:sz="4"/>
               <w:right w:val="single" w:color="B0C8E0" w:sz="4"/>
             </w:tcBorders>
-            <w:shd w:fill="EAF1F8" w:val="clear"/>
+            <w:shd w:fill="FFFFFF" w:val="clear"/>
             <w:tcMar>
               <w:top w:type="dxa" w:w="80"/>
               <w:left w:type="dxa" w:w="160"/>
@@ -6193,7 +6082,7 @@
               <w:bottom w:val="single" w:color="B0C8E0" w:sz="4"/>
               <w:right w:val="single" w:color="B0C8E0" w:sz="4"/>
             </w:tcBorders>
-            <w:shd w:fill="EAF1F8" w:val="clear"/>
+            <w:shd w:fill="FFFFFF" w:val="clear"/>
             <w:tcMar>
               <w:top w:type="dxa" w:w="80"/>
               <w:left w:type="dxa" w:w="160"/>
@@ -6286,10 +6175,7 @@
     </w:p>
     <w:p>
       <w:pPr>
-        <w:pBdr>
-          <w:bottom w:val="single" w:color="C8714A" w:sz="8"/>
-        </w:pBdr>
-        <w:shd w:fill="1A3A5C" w:val="clear"/>
+        <w:shd w:fill="FFFFFF" w:val="clear"/>
         <w:spacing w:after="200" w:before="440"/>
         <w:jc w:val="center"/>
       </w:pPr>
@@ -6298,7 +6184,7 @@
           <w:rFonts w:ascii="맑은 고딕" w:cs="맑은 고딕" w:eastAsia="맑은 고딕" w:hAnsi="맑은 고딕"/>
           <w:b/>
           <w:bCs/>
-          <w:color w:val="FFFFFF"/>
+          <w:color w:val="1A1A1A"/>
           <w:sz w:val="27"/>
           <w:szCs w:val="27"/>
         </w:rPr>
@@ -6330,9 +6216,6 @@
     </w:p>
     <w:p>
       <w:pPr>
-        <w:pBdr>
-          <w:left w:val="single" w:color="C8714A" w:sz="12"/>
-        </w:pBdr>
         <w:spacing w:after="60" w:before="260"/>
         <w:ind w:left="180"/>
       </w:pPr>
@@ -6380,9 +6263,6 @@
     </w:p>
     <w:p>
       <w:pPr>
-        <w:pBdr>
-          <w:left w:val="single" w:color="C8714A" w:sz="12"/>
-        </w:pBdr>
         <w:spacing w:after="60" w:before="260"/>
         <w:ind w:left="180"/>
       </w:pPr>
@@ -6416,12 +6296,12 @@
       <w:tblPr>
         <w:tblW w:type="dxa" w:w="9070"/>
         <w:tblBorders>
-          <w:top w:val="single" w:color="auto" w:sz="4"/>
-          <w:left w:val="single" w:color="auto" w:sz="4"/>
-          <w:bottom w:val="single" w:color="auto" w:sz="4"/>
-          <w:right w:val="single" w:color="auto" w:sz="4"/>
-          <w:insideH w:val="single" w:color="auto" w:sz="4"/>
-          <w:insideV w:val="single" w:color="auto" w:sz="4"/>
+          <w:top w:val="nil"/>
+          <w:left w:val="nil"/>
+          <w:bottom w:val="nil"/>
+          <w:right w:val="nil"/>
+          <w:insideH w:val="nil"/>
+          <w:insideV w:val="nil"/>
         </w:tblBorders>
       </w:tblPr>
       <w:tblGrid>
@@ -6431,13 +6311,7 @@
         <w:tc>
           <w:tcPr>
             <w:tcW w:type="dxa" w:w="9070"/>
-            <w:tcBorders>
-              <w:top w:val="single" w:color="1A5C5C" w:sz="10"/>
-              <w:left w:val="single" w:color="1A5C5C" w:sz="8"/>
-              <w:bottom w:val="single" w:color="1A5C5C" w:sz="10"/>
-              <w:right w:val="none" w:color="FFFFFF" w:sz="0"/>
-            </w:tcBorders>
-            <w:shd w:fill="EAF1F8" w:val="clear"/>
+            <w:shd w:fill="FFFFFF" w:val="clear"/>
             <w:tcMar>
               <w:top w:type="dxa" w:w="140"/>
               <w:left w:type="dxa" w:w="280"/>
@@ -6494,10 +6368,7 @@
     </w:p>
     <w:p>
       <w:pPr>
-        <w:pBdr>
-          <w:bottom w:val="single" w:color="C8714A" w:sz="8"/>
-        </w:pBdr>
-        <w:shd w:fill="1A3A5C" w:val="clear"/>
+        <w:shd w:fill="FFFFFF" w:val="clear"/>
         <w:spacing w:after="200" w:before="440"/>
         <w:jc w:val="center"/>
       </w:pPr>
@@ -6506,7 +6377,7 @@
           <w:rFonts w:ascii="맑은 고딕" w:cs="맑은 고딕" w:eastAsia="맑은 고딕" w:hAnsi="맑은 고딕"/>
           <w:b/>
           <w:bCs/>
-          <w:color w:val="FFFFFF"/>
+          <w:color w:val="1A1A1A"/>
           <w:sz w:val="27"/>
           <w:szCs w:val="27"/>
         </w:rPr>
@@ -6538,9 +6409,6 @@
     </w:p>
     <w:p>
       <w:pPr>
-        <w:pBdr>
-          <w:left w:val="single" w:color="C8714A" w:sz="12"/>
-        </w:pBdr>
         <w:spacing w:after="60" w:before="260"/>
         <w:ind w:left="180"/>
       </w:pPr>
@@ -6620,9 +6488,6 @@
     </w:p>
     <w:p>
       <w:pPr>
-        <w:pBdr>
-          <w:left w:val="single" w:color="C8714A" w:sz="12"/>
-        </w:pBdr>
         <w:spacing w:after="60" w:before="260"/>
         <w:ind w:left="180"/>
       </w:pPr>
@@ -6702,10 +6567,7 @@
     </w:p>
     <w:p>
       <w:pPr>
-        <w:pBdr>
-          <w:bottom w:val="single" w:color="C8714A" w:sz="8"/>
-        </w:pBdr>
-        <w:shd w:fill="1A3A5C" w:val="clear"/>
+        <w:shd w:fill="FFFFFF" w:val="clear"/>
         <w:spacing w:after="200" w:before="440"/>
         <w:jc w:val="center"/>
       </w:pPr>
@@ -6714,7 +6576,7 @@
           <w:rFonts w:ascii="맑은 고딕" w:cs="맑은 고딕" w:eastAsia="맑은 고딕" w:hAnsi="맑은 고딕"/>
           <w:b/>
           <w:bCs/>
-          <w:color w:val="FFFFFF"/>
+          <w:color w:val="1A1A1A"/>
           <w:sz w:val="27"/>
           <w:szCs w:val="27"/>
         </w:rPr>
@@ -6746,9 +6608,6 @@
     </w:p>
     <w:p>
       <w:pPr>
-        <w:pBdr>
-          <w:left w:val="single" w:color="C8714A" w:sz="12"/>
-        </w:pBdr>
         <w:spacing w:after="60" w:before="260"/>
         <w:ind w:left="180"/>
       </w:pPr>
@@ -6876,9 +6735,6 @@
     </w:p>
     <w:p>
       <w:pPr>
-        <w:pBdr>
-          <w:left w:val="single" w:color="C8714A" w:sz="12"/>
-        </w:pBdr>
         <w:spacing w:after="60" w:before="260"/>
         <w:ind w:left="180"/>
       </w:pPr>
@@ -7022,9 +6878,6 @@
     </w:p>
     <w:p>
       <w:pPr>
-        <w:pBdr>
-          <w:left w:val="single" w:color="C8714A" w:sz="12"/>
-        </w:pBdr>
         <w:spacing w:after="60" w:before="260"/>
         <w:ind w:left="180"/>
       </w:pPr>
@@ -7088,9 +6941,6 @@
     </w:p>
     <w:p>
       <w:pPr>
-        <w:pBdr>
-          <w:left w:val="single" w:color="C8714A" w:sz="12"/>
-        </w:pBdr>
         <w:spacing w:after="60" w:before="260"/>
         <w:ind w:left="180"/>
       </w:pPr>
@@ -7148,7 +6998,7 @@
               <w:bottom w:val="single" w:color="B0C8E0" w:sz="4"/>
               <w:right w:val="single" w:color="B0C8E0" w:sz="4"/>
             </w:tcBorders>
-            <w:shd w:fill="1A3A5C" w:val="clear"/>
+            <w:shd w:fill="FFFFFF" w:val="clear"/>
             <w:tcMar>
               <w:top w:type="dxa" w:w="80"/>
               <w:left w:type="dxa" w:w="100"/>
@@ -7165,7 +7015,7 @@
                 <w:rFonts w:ascii="맑은 고딕" w:cs="맑은 고딕" w:eastAsia="맑은 고딕" w:hAnsi="맑은 고딕"/>
                 <w:b/>
                 <w:bCs/>
-                <w:color w:val="FFFFFF"/>
+                <w:color w:val="1A1A1A"/>
                 <w:sz w:val="17"/>
                 <w:szCs w:val="17"/>
               </w:rPr>
@@ -7182,7 +7032,7 @@
               <w:bottom w:val="single" w:color="B0C8E0" w:sz="4"/>
               <w:right w:val="single" w:color="B0C8E0" w:sz="4"/>
             </w:tcBorders>
-            <w:shd w:fill="1A3A5C" w:val="clear"/>
+            <w:shd w:fill="FFFFFF" w:val="clear"/>
             <w:tcMar>
               <w:top w:type="dxa" w:w="80"/>
               <w:left w:type="dxa" w:w="100"/>
@@ -7199,7 +7049,7 @@
                 <w:rFonts w:ascii="맑은 고딕" w:cs="맑은 고딕" w:eastAsia="맑은 고딕" w:hAnsi="맑은 고딕"/>
                 <w:b/>
                 <w:bCs/>
-                <w:color w:val="FFFFFF"/>
+                <w:color w:val="1A1A1A"/>
                 <w:sz w:val="17"/>
                 <w:szCs w:val="17"/>
               </w:rPr>
@@ -7216,7 +7066,7 @@
               <w:bottom w:val="single" w:color="B0C8E0" w:sz="4"/>
               <w:right w:val="single" w:color="B0C8E0" w:sz="4"/>
             </w:tcBorders>
-            <w:shd w:fill="1A3A5C" w:val="clear"/>
+            <w:shd w:fill="FFFFFF" w:val="clear"/>
             <w:tcMar>
               <w:top w:type="dxa" w:w="80"/>
               <w:left w:type="dxa" w:w="100"/>
@@ -7233,7 +7083,7 @@
                 <w:rFonts w:ascii="맑은 고딕" w:cs="맑은 고딕" w:eastAsia="맑은 고딕" w:hAnsi="맑은 고딕"/>
                 <w:b/>
                 <w:bCs/>
-                <w:color w:val="FFFFFF"/>
+                <w:color w:val="1A1A1A"/>
                 <w:sz w:val="17"/>
                 <w:szCs w:val="17"/>
               </w:rPr>
@@ -7250,7 +7100,7 @@
               <w:bottom w:val="single" w:color="B0C8E0" w:sz="4"/>
               <w:right w:val="single" w:color="B0C8E0" w:sz="4"/>
             </w:tcBorders>
-            <w:shd w:fill="1A3A5C" w:val="clear"/>
+            <w:shd w:fill="FFFFFF" w:val="clear"/>
             <w:tcMar>
               <w:top w:type="dxa" w:w="80"/>
               <w:left w:type="dxa" w:w="100"/>
@@ -7267,7 +7117,7 @@
                 <w:rFonts w:ascii="맑은 고딕" w:cs="맑은 고딕" w:eastAsia="맑은 고딕" w:hAnsi="맑은 고딕"/>
                 <w:b/>
                 <w:bCs/>
-                <w:color w:val="FFFFFF"/>
+                <w:color w:val="1A1A1A"/>
                 <w:sz w:val="17"/>
                 <w:szCs w:val="17"/>
               </w:rPr>
@@ -7286,7 +7136,7 @@
               <w:bottom w:val="single" w:color="B0C8E0" w:sz="4"/>
               <w:right w:val="single" w:color="B0C8E0" w:sz="4"/>
             </w:tcBorders>
-            <w:shd w:fill="EAF1F8" w:val="clear"/>
+            <w:shd w:fill="FFFFFF" w:val="clear"/>
             <w:tcMar>
               <w:top w:type="dxa" w:w="70"/>
               <w:left w:type="dxa" w:w="100"/>
@@ -7320,7 +7170,7 @@
               <w:bottom w:val="single" w:color="B0C8E0" w:sz="4"/>
               <w:right w:val="single" w:color="B0C8E0" w:sz="4"/>
             </w:tcBorders>
-            <w:shd w:fill="EAF1F8" w:val="clear"/>
+            <w:shd w:fill="FFFFFF" w:val="clear"/>
             <w:tcMar>
               <w:top w:type="dxa" w:w="70"/>
               <w:left w:type="dxa" w:w="100"/>
@@ -7354,7 +7204,7 @@
               <w:bottom w:val="single" w:color="B0C8E0" w:sz="4"/>
               <w:right w:val="single" w:color="B0C8E0" w:sz="4"/>
             </w:tcBorders>
-            <w:shd w:fill="EAF1F8" w:val="clear"/>
+            <w:shd w:fill="FFFFFF" w:val="clear"/>
             <w:tcMar>
               <w:top w:type="dxa" w:w="70"/>
               <w:left w:type="dxa" w:w="100"/>
@@ -7388,7 +7238,7 @@
               <w:bottom w:val="single" w:color="B0C8E0" w:sz="4"/>
               <w:right w:val="single" w:color="B0C8E0" w:sz="4"/>
             </w:tcBorders>
-            <w:shd w:fill="EAF1F8" w:val="clear"/>
+            <w:shd w:fill="FFFFFF" w:val="clear"/>
             <w:tcMar>
               <w:top w:type="dxa" w:w="70"/>
               <w:left w:type="dxa" w:w="100"/>
@@ -7562,7 +7412,7 @@
               <w:bottom w:val="single" w:color="B0C8E0" w:sz="4"/>
               <w:right w:val="single" w:color="B0C8E0" w:sz="4"/>
             </w:tcBorders>
-            <w:shd w:fill="EAF1F8" w:val="clear"/>
+            <w:shd w:fill="FFFFFF" w:val="clear"/>
             <w:tcMar>
               <w:top w:type="dxa" w:w="70"/>
               <w:left w:type="dxa" w:w="100"/>
@@ -7596,7 +7446,7 @@
               <w:bottom w:val="single" w:color="B0C8E0" w:sz="4"/>
               <w:right w:val="single" w:color="B0C8E0" w:sz="4"/>
             </w:tcBorders>
-            <w:shd w:fill="EAF1F8" w:val="clear"/>
+            <w:shd w:fill="FFFFFF" w:val="clear"/>
             <w:tcMar>
               <w:top w:type="dxa" w:w="70"/>
               <w:left w:type="dxa" w:w="100"/>
@@ -7630,7 +7480,7 @@
               <w:bottom w:val="single" w:color="B0C8E0" w:sz="4"/>
               <w:right w:val="single" w:color="B0C8E0" w:sz="4"/>
             </w:tcBorders>
-            <w:shd w:fill="EAF1F8" w:val="clear"/>
+            <w:shd w:fill="FFFFFF" w:val="clear"/>
             <w:tcMar>
               <w:top w:type="dxa" w:w="70"/>
               <w:left w:type="dxa" w:w="100"/>
@@ -7664,7 +7514,7 @@
               <w:bottom w:val="single" w:color="B0C8E0" w:sz="4"/>
               <w:right w:val="single" w:color="B0C8E0" w:sz="4"/>
             </w:tcBorders>
-            <w:shd w:fill="EAF1F8" w:val="clear"/>
+            <w:shd w:fill="FFFFFF" w:val="clear"/>
             <w:tcMar>
               <w:top w:type="dxa" w:w="70"/>
               <w:left w:type="dxa" w:w="100"/>
@@ -7845,10 +7695,7 @@
     </w:p>
     <w:p>
       <w:pPr>
-        <w:pBdr>
-          <w:bottom w:val="single" w:color="C8714A" w:sz="8"/>
-        </w:pBdr>
-        <w:shd w:fill="1A3A5C" w:val="clear"/>
+        <w:shd w:fill="FFFFFF" w:val="clear"/>
         <w:spacing w:after="200" w:before="440"/>
         <w:jc w:val="center"/>
       </w:pPr>
@@ -7857,7 +7704,7 @@
           <w:rFonts w:ascii="맑은 고딕" w:cs="맑은 고딕" w:eastAsia="맑은 고딕" w:hAnsi="맑은 고딕"/>
           <w:b/>
           <w:bCs/>
-          <w:color w:val="FFFFFF"/>
+          <w:color w:val="1A1A1A"/>
           <w:sz w:val="27"/>
           <w:szCs w:val="27"/>
         </w:rPr>
@@ -7889,9 +7736,6 @@
     </w:p>
     <w:p>
       <w:pPr>
-        <w:pBdr>
-          <w:left w:val="single" w:color="C8714A" w:sz="12"/>
-        </w:pBdr>
         <w:spacing w:after="60" w:before="260"/>
         <w:ind w:left="180"/>
       </w:pPr>
@@ -8019,9 +7863,6 @@
     </w:p>
     <w:p>
       <w:pPr>
-        <w:pBdr>
-          <w:left w:val="single" w:color="C8714A" w:sz="12"/>
-        </w:pBdr>
         <w:spacing w:after="60" w:before="260"/>
         <w:ind w:left="180"/>
       </w:pPr>
@@ -8085,10 +7926,7 @@
     </w:p>
     <w:p>
       <w:pPr>
-        <w:pBdr>
-          <w:bottom w:val="single" w:color="C8714A" w:sz="8"/>
-        </w:pBdr>
-        <w:shd w:fill="1A3A5C" w:val="clear"/>
+        <w:shd w:fill="FFFFFF" w:val="clear"/>
         <w:spacing w:after="200" w:before="440"/>
         <w:jc w:val="center"/>
       </w:pPr>
@@ -8097,7 +7935,7 @@
           <w:rFonts w:ascii="맑은 고딕" w:cs="맑은 고딕" w:eastAsia="맑은 고딕" w:hAnsi="맑은 고딕"/>
           <w:b/>
           <w:bCs/>
-          <w:color w:val="FFFFFF"/>
+          <w:color w:val="1A1A1A"/>
           <w:sz w:val="27"/>
           <w:szCs w:val="27"/>
         </w:rPr>
@@ -8129,9 +7967,6 @@
     </w:p>
     <w:p>
       <w:pPr>
-        <w:pBdr>
-          <w:left w:val="single" w:color="C8714A" w:sz="12"/>
-        </w:pBdr>
         <w:spacing w:after="60" w:before="260"/>
         <w:ind w:left="180"/>
       </w:pPr>
@@ -8195,9 +8030,6 @@
     </w:p>
     <w:p>
       <w:pPr>
-        <w:pBdr>
-          <w:left w:val="single" w:color="C8714A" w:sz="12"/>
-        </w:pBdr>
         <w:spacing w:after="60" w:before="260"/>
         <w:ind w:left="180"/>
       </w:pPr>
@@ -8327,12 +8159,12 @@
       <w:tblPr>
         <w:tblW w:type="dxa" w:w="9070"/>
         <w:tblBorders>
-          <w:top w:val="single" w:color="auto" w:sz="4"/>
-          <w:left w:val="single" w:color="auto" w:sz="4"/>
-          <w:bottom w:val="single" w:color="auto" w:sz="4"/>
-          <w:right w:val="single" w:color="auto" w:sz="4"/>
-          <w:insideH w:val="single" w:color="auto" w:sz="4"/>
-          <w:insideV w:val="single" w:color="auto" w:sz="4"/>
+          <w:top w:val="nil"/>
+          <w:left w:val="nil"/>
+          <w:bottom w:val="nil"/>
+          <w:right w:val="nil"/>
+          <w:insideH w:val="nil"/>
+          <w:insideV w:val="nil"/>
         </w:tblBorders>
       </w:tblPr>
       <w:tblGrid>
@@ -8342,13 +8174,7 @@
         <w:tc>
           <w:tcPr>
             <w:tcW w:type="dxa" w:w="9070"/>
-            <w:tcBorders>
-              <w:top w:val="single" w:color="B0C8E0" w:sz="4"/>
-              <w:left w:val="single" w:color="B0C8E0" w:sz="4"/>
-              <w:bottom w:val="single" w:color="B0C8E0" w:sz="4"/>
-              <w:right w:val="single" w:color="B0C8E0" w:sz="4"/>
-            </w:tcBorders>
-            <w:shd w:fill="EAF1F8" w:val="clear"/>
+            <w:shd w:fill="FFFFFF" w:val="clear"/>
             <w:tcMar>
               <w:top w:type="dxa" w:w="180"/>
               <w:left w:type="dxa" w:w="300"/>
@@ -8400,6 +8226,955 @@
                 <w:szCs w:val="19"/>
               </w:rPr>
               <w:t xml:space="preserve">담임목사  박상혁  (인)    경조사부장  ___________  (인)</w:t>
+            </w:r>
+          </w:p>
+        </w:tc>
+      </w:tr>
+    </w:tbl>
+    <w:p/>
+    <w:p>
+      <w:r>
+        <w:rPr>
+          <w:rFonts w:ascii="맑은 고딕" w:hAnsi="맑은 고딕" w:eastAsia="맑은 고딕" w:cs="맑은 고딕"/>
+          <w:b/>
+          <w:color w:val="1A3A5C"/>
+          <w:sz w:val="24"/>
+        </w:rPr>
+        <w:t xml:space="preserve">■ 개정 이력  </w:t>
+      </w:r>
+      <w:r>
+        <w:rPr>
+          <w:rFonts w:ascii="맑은 고딕" w:hAnsi="맑은 고딕" w:eastAsia="맑은 고딕" w:cs="맑은 고딕"/>
+          <w:color w:val="9A8E84"/>
+          <w:sz w:val="20"/>
+        </w:rPr>
+        <w:t>Revision History</w:t>
+      </w:r>
+    </w:p>
+    <w:p>
+      <w:r>
+        <w:rPr>
+          <w:rFonts w:ascii="맑은 고딕" w:hAnsi="맑은 고딕" w:eastAsia="맑은 고딕" w:cs="맑은 고딕"/>
+          <w:color w:val="9A8E84"/>
+          <w:sz w:val="17"/>
+        </w:rPr>
+        <w:t>※ 본 매뉴얼은 부서장 검토 후 담임목사 승인으로 개정하며, 개정 시 아래 표에 기록합니다.</w:t>
+      </w:r>
+    </w:p>
+    <w:tbl>
+      <w:tblPr>
+        <w:tblW w:type="auto" w:w="0"/>
+        <w:jc w:val="center"/>
+        <w:tblLayout w:type="fixed"/>
+        <w:tblLook w:firstColumn="1" w:firstRow="1" w:lastColumn="0" w:lastRow="0" w:noHBand="0" w:noVBand="1" w:val="04A0"/>
+      </w:tblPr>
+      <w:tblGrid>
+        <w:gridCol w:w="1814"/>
+        <w:gridCol w:w="1814"/>
+        <w:gridCol w:w="1814"/>
+        <w:gridCol w:w="1814"/>
+        <w:gridCol w:w="1814"/>
+      </w:tblGrid>
+      <w:tr>
+        <w:tc>
+          <w:tcPr>
+            <w:tcW w:type="dxa" w:w="1100"/>
+            <w:tcBorders>
+              <w:top w:val="single" w:sz="4" w:space="0" w:color="B0C8E0"/>
+              <w:left w:val="single" w:sz="4" w:space="0" w:color="B0C8E0"/>
+              <w:bottom w:val="single" w:sz="4" w:space="0" w:color="B0C8E0"/>
+              <w:right w:val="single" w:sz="4" w:space="0" w:color="B0C8E0"/>
+            </w:tcBorders>
+            <w:shd w:val="clear" w:color="auto" w:fill="F2F2F2"/>
+          </w:tcPr>
+          <w:p>
+            <w:pPr>
+              <w:jc w:val="center"/>
+            </w:pPr>
+            <w:r/>
+            <w:r>
+              <w:rPr>
+                <w:rFonts w:ascii="맑은 고딕" w:hAnsi="맑은 고딕" w:eastAsia="맑은 고딕" w:cs="맑은 고딕"/>
+                <w:b/>
+                <w:color w:val="2C2114"/>
+                <w:sz w:val="18"/>
+              </w:rPr>
+              <w:t>차수</w:t>
+            </w:r>
+          </w:p>
+        </w:tc>
+        <w:tc>
+          <w:tcPr>
+            <w:tcW w:type="dxa" w:w="1700"/>
+            <w:tcBorders>
+              <w:top w:val="single" w:sz="4" w:space="0" w:color="B0C8E0"/>
+              <w:left w:val="single" w:sz="4" w:space="0" w:color="B0C8E0"/>
+              <w:bottom w:val="single" w:sz="4" w:space="0" w:color="B0C8E0"/>
+              <w:right w:val="single" w:sz="4" w:space="0" w:color="B0C8E0"/>
+            </w:tcBorders>
+            <w:shd w:val="clear" w:color="auto" w:fill="F2F2F2"/>
+          </w:tcPr>
+          <w:p>
+            <w:pPr>
+              <w:jc w:val="center"/>
+            </w:pPr>
+            <w:r/>
+            <w:r>
+              <w:rPr>
+                <w:rFonts w:ascii="맑은 고딕" w:hAnsi="맑은 고딕" w:eastAsia="맑은 고딕" w:cs="맑은 고딕"/>
+                <w:b/>
+                <w:color w:val="2C2114"/>
+                <w:sz w:val="18"/>
+              </w:rPr>
+              <w:t>개정일자</w:t>
+            </w:r>
+          </w:p>
+        </w:tc>
+        <w:tc>
+          <w:tcPr>
+            <w:tcW w:type="dxa" w:w="4200"/>
+            <w:tcBorders>
+              <w:top w:val="single" w:sz="4" w:space="0" w:color="B0C8E0"/>
+              <w:left w:val="single" w:sz="4" w:space="0" w:color="B0C8E0"/>
+              <w:bottom w:val="single" w:sz="4" w:space="0" w:color="B0C8E0"/>
+              <w:right w:val="single" w:sz="4" w:space="0" w:color="B0C8E0"/>
+            </w:tcBorders>
+            <w:shd w:val="clear" w:color="auto" w:fill="F2F2F2"/>
+          </w:tcPr>
+          <w:p>
+            <w:pPr>
+              <w:jc w:val="center"/>
+            </w:pPr>
+            <w:r/>
+            <w:r>
+              <w:rPr>
+                <w:rFonts w:ascii="맑은 고딕" w:hAnsi="맑은 고딕" w:eastAsia="맑은 고딕" w:cs="맑은 고딕"/>
+                <w:b/>
+                <w:color w:val="2C2114"/>
+                <w:sz w:val="18"/>
+              </w:rPr>
+              <w:t>개정 내용</w:t>
+            </w:r>
+          </w:p>
+        </w:tc>
+        <w:tc>
+          <w:tcPr>
+            <w:tcW w:type="dxa" w:w="1700"/>
+            <w:tcBorders>
+              <w:top w:val="single" w:sz="4" w:space="0" w:color="B0C8E0"/>
+              <w:left w:val="single" w:sz="4" w:space="0" w:color="B0C8E0"/>
+              <w:bottom w:val="single" w:sz="4" w:space="0" w:color="B0C8E0"/>
+              <w:right w:val="single" w:sz="4" w:space="0" w:color="B0C8E0"/>
+            </w:tcBorders>
+            <w:shd w:val="clear" w:color="auto" w:fill="F2F2F2"/>
+          </w:tcPr>
+          <w:p>
+            <w:pPr>
+              <w:jc w:val="center"/>
+            </w:pPr>
+            <w:r/>
+            <w:r>
+              <w:rPr>
+                <w:rFonts w:ascii="맑은 고딕" w:hAnsi="맑은 고딕" w:eastAsia="맑은 고딕" w:cs="맑은 고딕"/>
+                <w:b/>
+                <w:color w:val="2C2114"/>
+                <w:sz w:val="18"/>
+              </w:rPr>
+              <w:t>개정자</w:t>
+            </w:r>
+          </w:p>
+        </w:tc>
+        <w:tc>
+          <w:tcPr>
+            <w:tcW w:type="dxa" w:w="1700"/>
+            <w:tcBorders>
+              <w:top w:val="single" w:sz="4" w:space="0" w:color="B0C8E0"/>
+              <w:left w:val="single" w:sz="4" w:space="0" w:color="B0C8E0"/>
+              <w:bottom w:val="single" w:sz="4" w:space="0" w:color="B0C8E0"/>
+              <w:right w:val="single" w:sz="4" w:space="0" w:color="B0C8E0"/>
+            </w:tcBorders>
+            <w:shd w:val="clear" w:color="auto" w:fill="F2F2F2"/>
+          </w:tcPr>
+          <w:p>
+            <w:pPr>
+              <w:jc w:val="center"/>
+            </w:pPr>
+            <w:r/>
+            <w:r>
+              <w:rPr>
+                <w:rFonts w:ascii="맑은 고딕" w:hAnsi="맑은 고딕" w:eastAsia="맑은 고딕" w:cs="맑은 고딕"/>
+                <w:b/>
+                <w:color w:val="2C2114"/>
+                <w:sz w:val="18"/>
+              </w:rPr>
+              <w:t>승인자</w:t>
+            </w:r>
+          </w:p>
+        </w:tc>
+      </w:tr>
+      <w:tr>
+        <w:tc>
+          <w:tcPr>
+            <w:tcW w:type="dxa" w:w="1100"/>
+            <w:tcBorders>
+              <w:top w:val="single" w:sz="4" w:space="0" w:color="B0C8E0"/>
+              <w:left w:val="single" w:sz="4" w:space="0" w:color="B0C8E0"/>
+              <w:bottom w:val="single" w:sz="4" w:space="0" w:color="B0C8E0"/>
+              <w:right w:val="single" w:sz="4" w:space="0" w:color="B0C8E0"/>
+            </w:tcBorders>
+          </w:tcPr>
+          <w:p>
+            <w:pPr>
+              <w:jc w:val="center"/>
+            </w:pPr>
+            <w:r/>
+            <w:r>
+              <w:rPr>
+                <w:rFonts w:ascii="맑은 고딕" w:hAnsi="맑은 고딕" w:eastAsia="맑은 고딕" w:cs="맑은 고딕"/>
+                <w:b w:val="0"/>
+                <w:color w:val="2C2114"/>
+                <w:sz w:val="18"/>
+              </w:rPr>
+              <w:t>제정</w:t>
+            </w:r>
+          </w:p>
+        </w:tc>
+        <w:tc>
+          <w:tcPr>
+            <w:tcW w:type="dxa" w:w="1700"/>
+            <w:tcBorders>
+              <w:top w:val="single" w:sz="4" w:space="0" w:color="B0C8E0"/>
+              <w:left w:val="single" w:sz="4" w:space="0" w:color="B0C8E0"/>
+              <w:bottom w:val="single" w:sz="4" w:space="0" w:color="B0C8E0"/>
+              <w:right w:val="single" w:sz="4" w:space="0" w:color="B0C8E0"/>
+            </w:tcBorders>
+          </w:tcPr>
+          <w:p>
+            <w:pPr>
+              <w:jc w:val="center"/>
+            </w:pPr>
+            <w:r/>
+            <w:r>
+              <w:rPr>
+                <w:rFonts w:ascii="맑은 고딕" w:hAnsi="맑은 고딕" w:eastAsia="맑은 고딕" w:cs="맑은 고딕"/>
+                <w:b w:val="0"/>
+                <w:color w:val="2C2114"/>
+                <w:sz w:val="18"/>
+              </w:rPr>
+              <w:t>20      .      .</w:t>
+            </w:r>
+          </w:p>
+        </w:tc>
+        <w:tc>
+          <w:tcPr>
+            <w:tcW w:type="dxa" w:w="4200"/>
+            <w:tcBorders>
+              <w:top w:val="single" w:sz="4" w:space="0" w:color="B0C8E0"/>
+              <w:left w:val="single" w:sz="4" w:space="0" w:color="B0C8E0"/>
+              <w:bottom w:val="single" w:sz="4" w:space="0" w:color="B0C8E0"/>
+              <w:right w:val="single" w:sz="4" w:space="0" w:color="B0C8E0"/>
+            </w:tcBorders>
+          </w:tcPr>
+          <w:p>
+            <w:pPr>
+              <w:jc w:val="left"/>
+            </w:pPr>
+            <w:r/>
+            <w:r>
+              <w:rPr>
+                <w:rFonts w:ascii="맑은 고딕" w:hAnsi="맑은 고딕" w:eastAsia="맑은 고딕" w:cs="맑은 고딕"/>
+                <w:b w:val="0"/>
+                <w:color w:val="2C2114"/>
+                <w:sz w:val="18"/>
+              </w:rPr>
+              <w:t>최초 제정</w:t>
+            </w:r>
+          </w:p>
+        </w:tc>
+        <w:tc>
+          <w:tcPr>
+            <w:tcW w:type="dxa" w:w="1700"/>
+            <w:tcBorders>
+              <w:top w:val="single" w:sz="4" w:space="0" w:color="B0C8E0"/>
+              <w:left w:val="single" w:sz="4" w:space="0" w:color="B0C8E0"/>
+              <w:bottom w:val="single" w:sz="4" w:space="0" w:color="B0C8E0"/>
+              <w:right w:val="single" w:sz="4" w:space="0" w:color="B0C8E0"/>
+            </w:tcBorders>
+          </w:tcPr>
+          <w:p>
+            <w:pPr>
+              <w:jc w:val="center"/>
+            </w:pPr>
+            <w:r/>
+            <w:r>
+              <w:rPr>
+                <w:rFonts w:ascii="맑은 고딕" w:hAnsi="맑은 고딕" w:eastAsia="맑은 고딕" w:cs="맑은 고딕"/>
+                <w:b w:val="0"/>
+                <w:color w:val="2C2114"/>
+                <w:sz w:val="18"/>
+              </w:rPr>
+              <w:t>—</w:t>
+            </w:r>
+          </w:p>
+        </w:tc>
+        <w:tc>
+          <w:tcPr>
+            <w:tcW w:type="dxa" w:w="1700"/>
+            <w:tcBorders>
+              <w:top w:val="single" w:sz="4" w:space="0" w:color="B0C8E0"/>
+              <w:left w:val="single" w:sz="4" w:space="0" w:color="B0C8E0"/>
+              <w:bottom w:val="single" w:sz="4" w:space="0" w:color="B0C8E0"/>
+              <w:right w:val="single" w:sz="4" w:space="0" w:color="B0C8E0"/>
+            </w:tcBorders>
+          </w:tcPr>
+          <w:p>
+            <w:pPr>
+              <w:jc w:val="center"/>
+            </w:pPr>
+            <w:r/>
+            <w:r>
+              <w:rPr>
+                <w:rFonts w:ascii="맑은 고딕" w:hAnsi="맑은 고딕" w:eastAsia="맑은 고딕" w:cs="맑은 고딕"/>
+                <w:b w:val="0"/>
+                <w:color w:val="2C2114"/>
+                <w:sz w:val="18"/>
+              </w:rPr>
+              <w:t>담임목사 박상혁</w:t>
+            </w:r>
+          </w:p>
+        </w:tc>
+      </w:tr>
+      <w:tr>
+        <w:tc>
+          <w:tcPr>
+            <w:tcW w:type="dxa" w:w="1100"/>
+            <w:tcBorders>
+              <w:top w:val="single" w:sz="4" w:space="0" w:color="B0C8E0"/>
+              <w:left w:val="single" w:sz="4" w:space="0" w:color="B0C8E0"/>
+              <w:bottom w:val="single" w:sz="4" w:space="0" w:color="B0C8E0"/>
+              <w:right w:val="single" w:sz="4" w:space="0" w:color="B0C8E0"/>
+            </w:tcBorders>
+          </w:tcPr>
+          <w:p>
+            <w:pPr>
+              <w:jc w:val="center"/>
+            </w:pPr>
+            <w:r/>
+            <w:r>
+              <w:rPr>
+                <w:rFonts w:ascii="맑은 고딕" w:hAnsi="맑은 고딕" w:eastAsia="맑은 고딕" w:cs="맑은 고딕"/>
+                <w:b w:val="0"/>
+                <w:color w:val="2C2114"/>
+                <w:sz w:val="18"/>
+              </w:rPr>
+            </w:r>
+          </w:p>
+        </w:tc>
+        <w:tc>
+          <w:tcPr>
+            <w:tcW w:type="dxa" w:w="1700"/>
+            <w:tcBorders>
+              <w:top w:val="single" w:sz="4" w:space="0" w:color="B0C8E0"/>
+              <w:left w:val="single" w:sz="4" w:space="0" w:color="B0C8E0"/>
+              <w:bottom w:val="single" w:sz="4" w:space="0" w:color="B0C8E0"/>
+              <w:right w:val="single" w:sz="4" w:space="0" w:color="B0C8E0"/>
+            </w:tcBorders>
+          </w:tcPr>
+          <w:p>
+            <w:pPr>
+              <w:jc w:val="center"/>
+            </w:pPr>
+            <w:r/>
+            <w:r>
+              <w:rPr>
+                <w:rFonts w:ascii="맑은 고딕" w:hAnsi="맑은 고딕" w:eastAsia="맑은 고딕" w:cs="맑은 고딕"/>
+                <w:b w:val="0"/>
+                <w:color w:val="2C2114"/>
+                <w:sz w:val="18"/>
+              </w:rPr>
+            </w:r>
+          </w:p>
+        </w:tc>
+        <w:tc>
+          <w:tcPr>
+            <w:tcW w:type="dxa" w:w="4200"/>
+            <w:tcBorders>
+              <w:top w:val="single" w:sz="4" w:space="0" w:color="B0C8E0"/>
+              <w:left w:val="single" w:sz="4" w:space="0" w:color="B0C8E0"/>
+              <w:bottom w:val="single" w:sz="4" w:space="0" w:color="B0C8E0"/>
+              <w:right w:val="single" w:sz="4" w:space="0" w:color="B0C8E0"/>
+            </w:tcBorders>
+          </w:tcPr>
+          <w:p>
+            <w:pPr>
+              <w:jc w:val="center"/>
+            </w:pPr>
+            <w:r/>
+            <w:r>
+              <w:rPr>
+                <w:rFonts w:ascii="맑은 고딕" w:hAnsi="맑은 고딕" w:eastAsia="맑은 고딕" w:cs="맑은 고딕"/>
+                <w:b w:val="0"/>
+                <w:color w:val="2C2114"/>
+                <w:sz w:val="18"/>
+              </w:rPr>
+            </w:r>
+          </w:p>
+        </w:tc>
+        <w:tc>
+          <w:tcPr>
+            <w:tcW w:type="dxa" w:w="1700"/>
+            <w:tcBorders>
+              <w:top w:val="single" w:sz="4" w:space="0" w:color="B0C8E0"/>
+              <w:left w:val="single" w:sz="4" w:space="0" w:color="B0C8E0"/>
+              <w:bottom w:val="single" w:sz="4" w:space="0" w:color="B0C8E0"/>
+              <w:right w:val="single" w:sz="4" w:space="0" w:color="B0C8E0"/>
+            </w:tcBorders>
+          </w:tcPr>
+          <w:p>
+            <w:pPr>
+              <w:jc w:val="center"/>
+            </w:pPr>
+            <w:r/>
+            <w:r>
+              <w:rPr>
+                <w:rFonts w:ascii="맑은 고딕" w:hAnsi="맑은 고딕" w:eastAsia="맑은 고딕" w:cs="맑은 고딕"/>
+                <w:b w:val="0"/>
+                <w:color w:val="2C2114"/>
+                <w:sz w:val="18"/>
+              </w:rPr>
+            </w:r>
+          </w:p>
+        </w:tc>
+        <w:tc>
+          <w:tcPr>
+            <w:tcW w:type="dxa" w:w="1700"/>
+            <w:tcBorders>
+              <w:top w:val="single" w:sz="4" w:space="0" w:color="B0C8E0"/>
+              <w:left w:val="single" w:sz="4" w:space="0" w:color="B0C8E0"/>
+              <w:bottom w:val="single" w:sz="4" w:space="0" w:color="B0C8E0"/>
+              <w:right w:val="single" w:sz="4" w:space="0" w:color="B0C8E0"/>
+            </w:tcBorders>
+          </w:tcPr>
+          <w:p>
+            <w:pPr>
+              <w:jc w:val="center"/>
+            </w:pPr>
+            <w:r/>
+            <w:r>
+              <w:rPr>
+                <w:rFonts w:ascii="맑은 고딕" w:hAnsi="맑은 고딕" w:eastAsia="맑은 고딕" w:cs="맑은 고딕"/>
+                <w:b w:val="0"/>
+                <w:color w:val="2C2114"/>
+                <w:sz w:val="18"/>
+              </w:rPr>
+            </w:r>
+          </w:p>
+        </w:tc>
+      </w:tr>
+      <w:tr>
+        <w:tc>
+          <w:tcPr>
+            <w:tcW w:type="dxa" w:w="1100"/>
+            <w:tcBorders>
+              <w:top w:val="single" w:sz="4" w:space="0" w:color="B0C8E0"/>
+              <w:left w:val="single" w:sz="4" w:space="0" w:color="B0C8E0"/>
+              <w:bottom w:val="single" w:sz="4" w:space="0" w:color="B0C8E0"/>
+              <w:right w:val="single" w:sz="4" w:space="0" w:color="B0C8E0"/>
+            </w:tcBorders>
+          </w:tcPr>
+          <w:p>
+            <w:pPr>
+              <w:jc w:val="center"/>
+            </w:pPr>
+            <w:r/>
+            <w:r>
+              <w:rPr>
+                <w:rFonts w:ascii="맑은 고딕" w:hAnsi="맑은 고딕" w:eastAsia="맑은 고딕" w:cs="맑은 고딕"/>
+                <w:b w:val="0"/>
+                <w:color w:val="2C2114"/>
+                <w:sz w:val="18"/>
+              </w:rPr>
+            </w:r>
+          </w:p>
+        </w:tc>
+        <w:tc>
+          <w:tcPr>
+            <w:tcW w:type="dxa" w:w="1700"/>
+            <w:tcBorders>
+              <w:top w:val="single" w:sz="4" w:space="0" w:color="B0C8E0"/>
+              <w:left w:val="single" w:sz="4" w:space="0" w:color="B0C8E0"/>
+              <w:bottom w:val="single" w:sz="4" w:space="0" w:color="B0C8E0"/>
+              <w:right w:val="single" w:sz="4" w:space="0" w:color="B0C8E0"/>
+            </w:tcBorders>
+          </w:tcPr>
+          <w:p>
+            <w:pPr>
+              <w:jc w:val="center"/>
+            </w:pPr>
+            <w:r/>
+            <w:r>
+              <w:rPr>
+                <w:rFonts w:ascii="맑은 고딕" w:hAnsi="맑은 고딕" w:eastAsia="맑은 고딕" w:cs="맑은 고딕"/>
+                <w:b w:val="0"/>
+                <w:color w:val="2C2114"/>
+                <w:sz w:val="18"/>
+              </w:rPr>
+            </w:r>
+          </w:p>
+        </w:tc>
+        <w:tc>
+          <w:tcPr>
+            <w:tcW w:type="dxa" w:w="4200"/>
+            <w:tcBorders>
+              <w:top w:val="single" w:sz="4" w:space="0" w:color="B0C8E0"/>
+              <w:left w:val="single" w:sz="4" w:space="0" w:color="B0C8E0"/>
+              <w:bottom w:val="single" w:sz="4" w:space="0" w:color="B0C8E0"/>
+              <w:right w:val="single" w:sz="4" w:space="0" w:color="B0C8E0"/>
+            </w:tcBorders>
+          </w:tcPr>
+          <w:p>
+            <w:pPr>
+              <w:jc w:val="center"/>
+            </w:pPr>
+            <w:r/>
+            <w:r>
+              <w:rPr>
+                <w:rFonts w:ascii="맑은 고딕" w:hAnsi="맑은 고딕" w:eastAsia="맑은 고딕" w:cs="맑은 고딕"/>
+                <w:b w:val="0"/>
+                <w:color w:val="2C2114"/>
+                <w:sz w:val="18"/>
+              </w:rPr>
+            </w:r>
+          </w:p>
+        </w:tc>
+        <w:tc>
+          <w:tcPr>
+            <w:tcW w:type="dxa" w:w="1700"/>
+            <w:tcBorders>
+              <w:top w:val="single" w:sz="4" w:space="0" w:color="B0C8E0"/>
+              <w:left w:val="single" w:sz="4" w:space="0" w:color="B0C8E0"/>
+              <w:bottom w:val="single" w:sz="4" w:space="0" w:color="B0C8E0"/>
+              <w:right w:val="single" w:sz="4" w:space="0" w:color="B0C8E0"/>
+            </w:tcBorders>
+          </w:tcPr>
+          <w:p>
+            <w:pPr>
+              <w:jc w:val="center"/>
+            </w:pPr>
+            <w:r/>
+            <w:r>
+              <w:rPr>
+                <w:rFonts w:ascii="맑은 고딕" w:hAnsi="맑은 고딕" w:eastAsia="맑은 고딕" w:cs="맑은 고딕"/>
+                <w:b w:val="0"/>
+                <w:color w:val="2C2114"/>
+                <w:sz w:val="18"/>
+              </w:rPr>
+            </w:r>
+          </w:p>
+        </w:tc>
+        <w:tc>
+          <w:tcPr>
+            <w:tcW w:type="dxa" w:w="1700"/>
+            <w:tcBorders>
+              <w:top w:val="single" w:sz="4" w:space="0" w:color="B0C8E0"/>
+              <w:left w:val="single" w:sz="4" w:space="0" w:color="B0C8E0"/>
+              <w:bottom w:val="single" w:sz="4" w:space="0" w:color="B0C8E0"/>
+              <w:right w:val="single" w:sz="4" w:space="0" w:color="B0C8E0"/>
+            </w:tcBorders>
+          </w:tcPr>
+          <w:p>
+            <w:pPr>
+              <w:jc w:val="center"/>
+            </w:pPr>
+            <w:r/>
+            <w:r>
+              <w:rPr>
+                <w:rFonts w:ascii="맑은 고딕" w:hAnsi="맑은 고딕" w:eastAsia="맑은 고딕" w:cs="맑은 고딕"/>
+                <w:b w:val="0"/>
+                <w:color w:val="2C2114"/>
+                <w:sz w:val="18"/>
+              </w:rPr>
+            </w:r>
+          </w:p>
+        </w:tc>
+      </w:tr>
+      <w:tr>
+        <w:tc>
+          <w:tcPr>
+            <w:tcW w:type="dxa" w:w="1100"/>
+            <w:tcBorders>
+              <w:top w:val="single" w:sz="4" w:space="0" w:color="B0C8E0"/>
+              <w:left w:val="single" w:sz="4" w:space="0" w:color="B0C8E0"/>
+              <w:bottom w:val="single" w:sz="4" w:space="0" w:color="B0C8E0"/>
+              <w:right w:val="single" w:sz="4" w:space="0" w:color="B0C8E0"/>
+            </w:tcBorders>
+          </w:tcPr>
+          <w:p>
+            <w:pPr>
+              <w:jc w:val="center"/>
+            </w:pPr>
+            <w:r/>
+            <w:r>
+              <w:rPr>
+                <w:rFonts w:ascii="맑은 고딕" w:hAnsi="맑은 고딕" w:eastAsia="맑은 고딕" w:cs="맑은 고딕"/>
+                <w:b w:val="0"/>
+                <w:color w:val="2C2114"/>
+                <w:sz w:val="18"/>
+              </w:rPr>
+            </w:r>
+          </w:p>
+        </w:tc>
+        <w:tc>
+          <w:tcPr>
+            <w:tcW w:type="dxa" w:w="1700"/>
+            <w:tcBorders>
+              <w:top w:val="single" w:sz="4" w:space="0" w:color="B0C8E0"/>
+              <w:left w:val="single" w:sz="4" w:space="0" w:color="B0C8E0"/>
+              <w:bottom w:val="single" w:sz="4" w:space="0" w:color="B0C8E0"/>
+              <w:right w:val="single" w:sz="4" w:space="0" w:color="B0C8E0"/>
+            </w:tcBorders>
+          </w:tcPr>
+          <w:p>
+            <w:pPr>
+              <w:jc w:val="center"/>
+            </w:pPr>
+            <w:r/>
+            <w:r>
+              <w:rPr>
+                <w:rFonts w:ascii="맑은 고딕" w:hAnsi="맑은 고딕" w:eastAsia="맑은 고딕" w:cs="맑은 고딕"/>
+                <w:b w:val="0"/>
+                <w:color w:val="2C2114"/>
+                <w:sz w:val="18"/>
+              </w:rPr>
+            </w:r>
+          </w:p>
+        </w:tc>
+        <w:tc>
+          <w:tcPr>
+            <w:tcW w:type="dxa" w:w="4200"/>
+            <w:tcBorders>
+              <w:top w:val="single" w:sz="4" w:space="0" w:color="B0C8E0"/>
+              <w:left w:val="single" w:sz="4" w:space="0" w:color="B0C8E0"/>
+              <w:bottom w:val="single" w:sz="4" w:space="0" w:color="B0C8E0"/>
+              <w:right w:val="single" w:sz="4" w:space="0" w:color="B0C8E0"/>
+            </w:tcBorders>
+          </w:tcPr>
+          <w:p>
+            <w:pPr>
+              <w:jc w:val="center"/>
+            </w:pPr>
+            <w:r/>
+            <w:r>
+              <w:rPr>
+                <w:rFonts w:ascii="맑은 고딕" w:hAnsi="맑은 고딕" w:eastAsia="맑은 고딕" w:cs="맑은 고딕"/>
+                <w:b w:val="0"/>
+                <w:color w:val="2C2114"/>
+                <w:sz w:val="18"/>
+              </w:rPr>
+            </w:r>
+          </w:p>
+        </w:tc>
+        <w:tc>
+          <w:tcPr>
+            <w:tcW w:type="dxa" w:w="1700"/>
+            <w:tcBorders>
+              <w:top w:val="single" w:sz="4" w:space="0" w:color="B0C8E0"/>
+              <w:left w:val="single" w:sz="4" w:space="0" w:color="B0C8E0"/>
+              <w:bottom w:val="single" w:sz="4" w:space="0" w:color="B0C8E0"/>
+              <w:right w:val="single" w:sz="4" w:space="0" w:color="B0C8E0"/>
+            </w:tcBorders>
+          </w:tcPr>
+          <w:p>
+            <w:pPr>
+              <w:jc w:val="center"/>
+            </w:pPr>
+            <w:r/>
+            <w:r>
+              <w:rPr>
+                <w:rFonts w:ascii="맑은 고딕" w:hAnsi="맑은 고딕" w:eastAsia="맑은 고딕" w:cs="맑은 고딕"/>
+                <w:b w:val="0"/>
+                <w:color w:val="2C2114"/>
+                <w:sz w:val="18"/>
+              </w:rPr>
+            </w:r>
+          </w:p>
+        </w:tc>
+        <w:tc>
+          <w:tcPr>
+            <w:tcW w:type="dxa" w:w="1700"/>
+            <w:tcBorders>
+              <w:top w:val="single" w:sz="4" w:space="0" w:color="B0C8E0"/>
+              <w:left w:val="single" w:sz="4" w:space="0" w:color="B0C8E0"/>
+              <w:bottom w:val="single" w:sz="4" w:space="0" w:color="B0C8E0"/>
+              <w:right w:val="single" w:sz="4" w:space="0" w:color="B0C8E0"/>
+            </w:tcBorders>
+          </w:tcPr>
+          <w:p>
+            <w:pPr>
+              <w:jc w:val="center"/>
+            </w:pPr>
+            <w:r/>
+            <w:r>
+              <w:rPr>
+                <w:rFonts w:ascii="맑은 고딕" w:hAnsi="맑은 고딕" w:eastAsia="맑은 고딕" w:cs="맑은 고딕"/>
+                <w:b w:val="0"/>
+                <w:color w:val="2C2114"/>
+                <w:sz w:val="18"/>
+              </w:rPr>
+            </w:r>
+          </w:p>
+        </w:tc>
+      </w:tr>
+      <w:tr>
+        <w:tc>
+          <w:tcPr>
+            <w:tcW w:type="dxa" w:w="1100"/>
+            <w:tcBorders>
+              <w:top w:val="single" w:sz="4" w:space="0" w:color="B0C8E0"/>
+              <w:left w:val="single" w:sz="4" w:space="0" w:color="B0C8E0"/>
+              <w:bottom w:val="single" w:sz="4" w:space="0" w:color="B0C8E0"/>
+              <w:right w:val="single" w:sz="4" w:space="0" w:color="B0C8E0"/>
+            </w:tcBorders>
+          </w:tcPr>
+          <w:p>
+            <w:pPr>
+              <w:jc w:val="center"/>
+            </w:pPr>
+            <w:r/>
+            <w:r>
+              <w:rPr>
+                <w:rFonts w:ascii="맑은 고딕" w:hAnsi="맑은 고딕" w:eastAsia="맑은 고딕" w:cs="맑은 고딕"/>
+                <w:b w:val="0"/>
+                <w:color w:val="2C2114"/>
+                <w:sz w:val="18"/>
+              </w:rPr>
+            </w:r>
+          </w:p>
+        </w:tc>
+        <w:tc>
+          <w:tcPr>
+            <w:tcW w:type="dxa" w:w="1700"/>
+            <w:tcBorders>
+              <w:top w:val="single" w:sz="4" w:space="0" w:color="B0C8E0"/>
+              <w:left w:val="single" w:sz="4" w:space="0" w:color="B0C8E0"/>
+              <w:bottom w:val="single" w:sz="4" w:space="0" w:color="B0C8E0"/>
+              <w:right w:val="single" w:sz="4" w:space="0" w:color="B0C8E0"/>
+            </w:tcBorders>
+          </w:tcPr>
+          <w:p>
+            <w:pPr>
+              <w:jc w:val="center"/>
+            </w:pPr>
+            <w:r/>
+            <w:r>
+              <w:rPr>
+                <w:rFonts w:ascii="맑은 고딕" w:hAnsi="맑은 고딕" w:eastAsia="맑은 고딕" w:cs="맑은 고딕"/>
+                <w:b w:val="0"/>
+                <w:color w:val="2C2114"/>
+                <w:sz w:val="18"/>
+              </w:rPr>
+            </w:r>
+          </w:p>
+        </w:tc>
+        <w:tc>
+          <w:tcPr>
+            <w:tcW w:type="dxa" w:w="4200"/>
+            <w:tcBorders>
+              <w:top w:val="single" w:sz="4" w:space="0" w:color="B0C8E0"/>
+              <w:left w:val="single" w:sz="4" w:space="0" w:color="B0C8E0"/>
+              <w:bottom w:val="single" w:sz="4" w:space="0" w:color="B0C8E0"/>
+              <w:right w:val="single" w:sz="4" w:space="0" w:color="B0C8E0"/>
+            </w:tcBorders>
+          </w:tcPr>
+          <w:p>
+            <w:pPr>
+              <w:jc w:val="center"/>
+            </w:pPr>
+            <w:r/>
+            <w:r>
+              <w:rPr>
+                <w:rFonts w:ascii="맑은 고딕" w:hAnsi="맑은 고딕" w:eastAsia="맑은 고딕" w:cs="맑은 고딕"/>
+                <w:b w:val="0"/>
+                <w:color w:val="2C2114"/>
+                <w:sz w:val="18"/>
+              </w:rPr>
+            </w:r>
+          </w:p>
+        </w:tc>
+        <w:tc>
+          <w:tcPr>
+            <w:tcW w:type="dxa" w:w="1700"/>
+            <w:tcBorders>
+              <w:top w:val="single" w:sz="4" w:space="0" w:color="B0C8E0"/>
+              <w:left w:val="single" w:sz="4" w:space="0" w:color="B0C8E0"/>
+              <w:bottom w:val="single" w:sz="4" w:space="0" w:color="B0C8E0"/>
+              <w:right w:val="single" w:sz="4" w:space="0" w:color="B0C8E0"/>
+            </w:tcBorders>
+          </w:tcPr>
+          <w:p>
+            <w:pPr>
+              <w:jc w:val="center"/>
+            </w:pPr>
+            <w:r/>
+            <w:r>
+              <w:rPr>
+                <w:rFonts w:ascii="맑은 고딕" w:hAnsi="맑은 고딕" w:eastAsia="맑은 고딕" w:cs="맑은 고딕"/>
+                <w:b w:val="0"/>
+                <w:color w:val="2C2114"/>
+                <w:sz w:val="18"/>
+              </w:rPr>
+            </w:r>
+          </w:p>
+        </w:tc>
+        <w:tc>
+          <w:tcPr>
+            <w:tcW w:type="dxa" w:w="1700"/>
+            <w:tcBorders>
+              <w:top w:val="single" w:sz="4" w:space="0" w:color="B0C8E0"/>
+              <w:left w:val="single" w:sz="4" w:space="0" w:color="B0C8E0"/>
+              <w:bottom w:val="single" w:sz="4" w:space="0" w:color="B0C8E0"/>
+              <w:right w:val="single" w:sz="4" w:space="0" w:color="B0C8E0"/>
+            </w:tcBorders>
+          </w:tcPr>
+          <w:p>
+            <w:pPr>
+              <w:jc w:val="center"/>
+            </w:pPr>
+            <w:r/>
+            <w:r>
+              <w:rPr>
+                <w:rFonts w:ascii="맑은 고딕" w:hAnsi="맑은 고딕" w:eastAsia="맑은 고딕" w:cs="맑은 고딕"/>
+                <w:b w:val="0"/>
+                <w:color w:val="2C2114"/>
+                <w:sz w:val="18"/>
+              </w:rPr>
+            </w:r>
+          </w:p>
+        </w:tc>
+      </w:tr>
+      <w:tr>
+        <w:tc>
+          <w:tcPr>
+            <w:tcW w:type="dxa" w:w="1100"/>
+            <w:tcBorders>
+              <w:top w:val="single" w:sz="4" w:space="0" w:color="B0C8E0"/>
+              <w:left w:val="single" w:sz="4" w:space="0" w:color="B0C8E0"/>
+              <w:bottom w:val="single" w:sz="4" w:space="0" w:color="B0C8E0"/>
+              <w:right w:val="single" w:sz="4" w:space="0" w:color="B0C8E0"/>
+            </w:tcBorders>
+          </w:tcPr>
+          <w:p>
+            <w:pPr>
+              <w:jc w:val="center"/>
+            </w:pPr>
+            <w:r/>
+            <w:r>
+              <w:rPr>
+                <w:rFonts w:ascii="맑은 고딕" w:hAnsi="맑은 고딕" w:eastAsia="맑은 고딕" w:cs="맑은 고딕"/>
+                <w:b w:val="0"/>
+                <w:color w:val="2C2114"/>
+                <w:sz w:val="18"/>
+              </w:rPr>
+            </w:r>
+          </w:p>
+        </w:tc>
+        <w:tc>
+          <w:tcPr>
+            <w:tcW w:type="dxa" w:w="1700"/>
+            <w:tcBorders>
+              <w:top w:val="single" w:sz="4" w:space="0" w:color="B0C8E0"/>
+              <w:left w:val="single" w:sz="4" w:space="0" w:color="B0C8E0"/>
+              <w:bottom w:val="single" w:sz="4" w:space="0" w:color="B0C8E0"/>
+              <w:right w:val="single" w:sz="4" w:space="0" w:color="B0C8E0"/>
+            </w:tcBorders>
+          </w:tcPr>
+          <w:p>
+            <w:pPr>
+              <w:jc w:val="center"/>
+            </w:pPr>
+            <w:r/>
+            <w:r>
+              <w:rPr>
+                <w:rFonts w:ascii="맑은 고딕" w:hAnsi="맑은 고딕" w:eastAsia="맑은 고딕" w:cs="맑은 고딕"/>
+                <w:b w:val="0"/>
+                <w:color w:val="2C2114"/>
+                <w:sz w:val="18"/>
+              </w:rPr>
+            </w:r>
+          </w:p>
+        </w:tc>
+        <w:tc>
+          <w:tcPr>
+            <w:tcW w:type="dxa" w:w="4200"/>
+            <w:tcBorders>
+              <w:top w:val="single" w:sz="4" w:space="0" w:color="B0C8E0"/>
+              <w:left w:val="single" w:sz="4" w:space="0" w:color="B0C8E0"/>
+              <w:bottom w:val="single" w:sz="4" w:space="0" w:color="B0C8E0"/>
+              <w:right w:val="single" w:sz="4" w:space="0" w:color="B0C8E0"/>
+            </w:tcBorders>
+          </w:tcPr>
+          <w:p>
+            <w:pPr>
+              <w:jc w:val="center"/>
+            </w:pPr>
+            <w:r/>
+            <w:r>
+              <w:rPr>
+                <w:rFonts w:ascii="맑은 고딕" w:hAnsi="맑은 고딕" w:eastAsia="맑은 고딕" w:cs="맑은 고딕"/>
+                <w:b w:val="0"/>
+                <w:color w:val="2C2114"/>
+                <w:sz w:val="18"/>
+              </w:rPr>
+            </w:r>
+          </w:p>
+        </w:tc>
+        <w:tc>
+          <w:tcPr>
+            <w:tcW w:type="dxa" w:w="1700"/>
+            <w:tcBorders>
+              <w:top w:val="single" w:sz="4" w:space="0" w:color="B0C8E0"/>
+              <w:left w:val="single" w:sz="4" w:space="0" w:color="B0C8E0"/>
+              <w:bottom w:val="single" w:sz="4" w:space="0" w:color="B0C8E0"/>
+              <w:right w:val="single" w:sz="4" w:space="0" w:color="B0C8E0"/>
+            </w:tcBorders>
+          </w:tcPr>
+          <w:p>
+            <w:pPr>
+              <w:jc w:val="center"/>
+            </w:pPr>
+            <w:r/>
+            <w:r>
+              <w:rPr>
+                <w:rFonts w:ascii="맑은 고딕" w:hAnsi="맑은 고딕" w:eastAsia="맑은 고딕" w:cs="맑은 고딕"/>
+                <w:b w:val="0"/>
+                <w:color w:val="2C2114"/>
+                <w:sz w:val="18"/>
+              </w:rPr>
+            </w:r>
+          </w:p>
+        </w:tc>
+        <w:tc>
+          <w:tcPr>
+            <w:tcW w:type="dxa" w:w="1700"/>
+            <w:tcBorders>
+              <w:top w:val="single" w:sz="4" w:space="0" w:color="B0C8E0"/>
+              <w:left w:val="single" w:sz="4" w:space="0" w:color="B0C8E0"/>
+              <w:bottom w:val="single" w:sz="4" w:space="0" w:color="B0C8E0"/>
+              <w:right w:val="single" w:sz="4" w:space="0" w:color="B0C8E0"/>
+            </w:tcBorders>
+          </w:tcPr>
+          <w:p>
+            <w:pPr>
+              <w:jc w:val="center"/>
+            </w:pPr>
+            <w:r/>
+            <w:r>
+              <w:rPr>
+                <w:rFonts w:ascii="맑은 고딕" w:hAnsi="맑은 고딕" w:eastAsia="맑은 고딕" w:cs="맑은 고딕"/>
+                <w:b w:val="0"/>
+                <w:color w:val="2C2114"/>
+                <w:sz w:val="18"/>
+              </w:rPr>
             </w:r>
           </w:p>
         </w:tc>
@@ -8462,9 +9237,6 @@
 <w:ftr xmlns:wpc="http://schemas.microsoft.com/office/word/2010/wordprocessingCanvas" xmlns:mc="http://schemas.openxmlformats.org/markup-compatibility/2006" xmlns:o="urn:schemas-microsoft-com:office:office" xmlns:r="http://schemas.openxmlformats.org/officeDocument/2006/relationships" xmlns:m="http://schemas.openxmlformats.org/officeDocument/2006/math" xmlns:v="urn:schemas-microsoft-com:vml" xmlns:wp14="http://schemas.microsoft.com/office/word/2010/wordprocessingDrawing" xmlns:wp="http://schemas.openxmlformats.org/drawingml/2006/wordprocessingDrawing" xmlns:w10="urn:schemas-microsoft-com:office:word" xmlns:w="http://schemas.openxmlformats.org/wordprocessingml/2006/main" xmlns:w14="http://schemas.microsoft.com/office/word/2010/wordml" xmlns:w15="http://schemas.microsoft.com/office/word/2012/wordml" xmlns:wpg="http://schemas.microsoft.com/office/word/2010/wordprocessingGroup" xmlns:wpi="http://schemas.microsoft.com/office/word/2010/wordprocessingInk" xmlns:wne="http://schemas.microsoft.com/office/word/2006/wordml" xmlns:wps="http://schemas.microsoft.com/office/word/2010/wordprocessingShape">
   <w:p>
     <w:pPr>
-      <w:pBdr>
-        <w:top w:val="single" w:color="B0C8E0" w:sz="4"/>
-      </w:pBdr>
       <w:spacing w:after="0" w:before="80"/>
     </w:pPr>
     <w:r>
@@ -8521,9 +9293,6 @@
 <w:hdr xmlns:wpc="http://schemas.microsoft.com/office/word/2010/wordprocessingCanvas" xmlns:mc="http://schemas.openxmlformats.org/markup-compatibility/2006" xmlns:o="urn:schemas-microsoft-com:office:office" xmlns:r="http://schemas.openxmlformats.org/officeDocument/2006/relationships" xmlns:m="http://schemas.openxmlformats.org/officeDocument/2006/math" xmlns:v="urn:schemas-microsoft-com:vml" xmlns:wp14="http://schemas.microsoft.com/office/word/2010/wordprocessingDrawing" xmlns:wp="http://schemas.openxmlformats.org/drawingml/2006/wordprocessingDrawing" xmlns:w10="urn:schemas-microsoft-com:office:word" xmlns:w="http://schemas.openxmlformats.org/wordprocessingml/2006/main" xmlns:w14="http://schemas.microsoft.com/office/word/2010/wordml" xmlns:w15="http://schemas.microsoft.com/office/word/2012/wordml" xmlns:wpg="http://schemas.microsoft.com/office/word/2010/wordprocessingGroup" xmlns:wpi="http://schemas.microsoft.com/office/word/2010/wordprocessingInk" xmlns:wne="http://schemas.microsoft.com/office/word/2006/wordml" xmlns:wps="http://schemas.microsoft.com/office/word/2010/wordprocessingShape" xmlns:cx="http://schemas.microsoft.com/office/drawing/2014/chartex" xmlns:cx1="http://schemas.microsoft.com/office/drawing/2015/9/8/chartex" xmlns:cx2="http://schemas.microsoft.com/office/drawing/2015/10/21/chartex" xmlns:cx3="http://schemas.microsoft.com/office/drawing/2016/5/9/chartex" xmlns:cx4="http://schemas.microsoft.com/office/drawing/2016/5/10/chartex" xmlns:cx5="http://schemas.microsoft.com/office/drawing/2016/5/11/chartex" xmlns:cx6="http://schemas.microsoft.com/office/drawing/2016/5/12/chartex" xmlns:cx7="http://schemas.microsoft.com/office/drawing/2016/5/13/chartex" xmlns:cx8="http://schemas.microsoft.com/office/drawing/2016/5/14/chartex" xmlns:w16cid="http://schemas.microsoft.com/office/word/2016/wordml/cid" xmlns:w16se="http://schemas.microsoft.com/office/word/2015/wordml/symex">
   <w:p>
     <w:pPr>
-      <w:pBdr>
-        <w:bottom w:val="single" w:color="C8714A" w:sz="4"/>
-      </w:pBdr>
       <w:spacing w:after="80" w:before="0"/>
     </w:pPr>
     <w:r>

--- a/DB/경조사부/CEL_경조사부매뉴얼_201-203_사랑과평안의교회.docx
+++ b/DB/경조사부/CEL_경조사부매뉴얼_201-203_사랑과평안의교회.docx
@@ -254,7 +254,7 @@
                 <w:sz w:val="18"/>
                 <w:szCs w:val="18"/>
               </w:rPr>
-              <w:t>CPO-001 교회 헌법 제10조</w:t>
+              <w:t>CPO-001 교회 헌법 제10조  /  ADM-101 재정 관리 규정</w:t>
             </w:r>
           </w:p>
         </w:tc>
@@ -298,7 +298,7 @@
                 <w:sz w:val="18"/>
                 <w:szCs w:val="18"/>
               </w:rPr>
-              <w:t xml:space="preserve">관 </w:t>
+              <w:t>관 련 부 서</w:t>
             </w:r>
             <w:proofErr w:type="spellStart"/>
             <w:r>
@@ -309,7 +309,6 @@
                 <w:sz w:val="18"/>
                 <w:szCs w:val="18"/>
               </w:rPr>
-              <w:t>련</w:t>
             </w:r>
             <w:proofErr w:type="spellEnd"/>
             <w:r>
@@ -320,7 +319,6 @@
                 <w:sz w:val="18"/>
                 <w:szCs w:val="18"/>
               </w:rPr>
-              <w:t xml:space="preserve"> 규 정</w:t>
             </w:r>
           </w:p>
         </w:tc>
@@ -346,7 +344,7 @@
                 <w:sz w:val="18"/>
                 <w:szCs w:val="18"/>
               </w:rPr>
-              <w:t>CPO-001 교회 헌법  /  ADM-101 재정 관리 규정</w:t>
+              <w:t>경조사부  |  예배부  |  친교봉사부  |  재정부</w:t>
             </w:r>
           </w:p>
         </w:tc>
@@ -2466,7 +2464,7 @@
                 <w:sz w:val="18"/>
                 <w:szCs w:val="18"/>
               </w:rPr>
-              <w:t>CPO-001 교회 헌법 제25조  /  WOR-202 특별예배 매뉴얼</w:t>
+              <w:t>CPO-001 교회 헌법 제25조  /  WOR-202 특별예배 매뉴얼  /  ADM-101 재정 관리 규정</w:t>
             </w:r>
           </w:p>
         </w:tc>
@@ -2510,7 +2508,7 @@
                 <w:sz w:val="18"/>
                 <w:szCs w:val="18"/>
               </w:rPr>
-              <w:t xml:space="preserve">관 </w:t>
+              <w:t>관 련 부 서</w:t>
             </w:r>
             <w:proofErr w:type="spellStart"/>
             <w:r>
@@ -2521,7 +2519,6 @@
                 <w:sz w:val="18"/>
                 <w:szCs w:val="18"/>
               </w:rPr>
-              <w:t>련</w:t>
             </w:r>
             <w:proofErr w:type="spellEnd"/>
             <w:r>
@@ -2532,7 +2529,6 @@
                 <w:sz w:val="18"/>
                 <w:szCs w:val="18"/>
               </w:rPr>
-              <w:t xml:space="preserve"> 규 정</w:t>
             </w:r>
           </w:p>
         </w:tc>
@@ -2558,7 +2554,7 @@
                 <w:sz w:val="18"/>
                 <w:szCs w:val="18"/>
               </w:rPr>
-              <w:t>CPO-001 교회 헌법  /  ADM-101 재정 관리 규정</w:t>
+              <w:t>경조사부  |  예배부  |  친교봉사부  |  재정부</w:t>
             </w:r>
           </w:p>
         </w:tc>
@@ -5372,7 +5368,7 @@
                 <w:sz w:val="18"/>
                 <w:szCs w:val="18"/>
               </w:rPr>
-              <w:t>CEL-</w:t>
+              <w:t>CEL-201  /  CEL-202  /  CPO-001 교회 헌법  /  ADM-101 재정 관리 규정</w:t>
             </w:r>
             <w:proofErr w:type="gramStart"/>
             <w:r>
@@ -5380,7 +5376,6 @@
                 <w:sz w:val="18"/>
                 <w:szCs w:val="18"/>
               </w:rPr>
-              <w:t>201  /</w:t>
             </w:r>
             <w:proofErr w:type="gramEnd"/>
             <w:r>
@@ -5388,7 +5383,6 @@
                 <w:sz w:val="18"/>
                 <w:szCs w:val="18"/>
               </w:rPr>
-              <w:t xml:space="preserve">  CEL-202</w:t>
             </w:r>
           </w:p>
         </w:tc>
@@ -5432,7 +5426,7 @@
                 <w:sz w:val="18"/>
                 <w:szCs w:val="18"/>
               </w:rPr>
-              <w:t xml:space="preserve">관 </w:t>
+              <w:t>관 련 부 서</w:t>
             </w:r>
             <w:proofErr w:type="spellStart"/>
             <w:r>
@@ -5443,7 +5437,6 @@
                 <w:sz w:val="18"/>
                 <w:szCs w:val="18"/>
               </w:rPr>
-              <w:t>련</w:t>
             </w:r>
             <w:proofErr w:type="spellEnd"/>
             <w:r>
@@ -5454,7 +5447,6 @@
                 <w:sz w:val="18"/>
                 <w:szCs w:val="18"/>
               </w:rPr>
-              <w:t xml:space="preserve"> 규 정</w:t>
             </w:r>
           </w:p>
         </w:tc>
@@ -5480,7 +5472,7 @@
                 <w:sz w:val="18"/>
                 <w:szCs w:val="18"/>
               </w:rPr>
-              <w:t>CPO-001 교회 헌법  /  ADM-101 재정 관리 규정</w:t>
+              <w:t>경조사부  |  예배부  |  친교봉사부  |  재정부</w:t>
             </w:r>
           </w:p>
         </w:tc>

--- a/DB/경조사부/CEL_경조사부매뉴얼_201-203_사랑과평안의교회.docx
+++ b/DB/경조사부/CEL_경조사부매뉴얼_201-203_사랑과평안의교회.docx
@@ -254,7 +254,7 @@
                 <w:sz w:val="18"/>
                 <w:szCs w:val="18"/>
               </w:rPr>
-              <w:t>CPO-001 교회 헌법 제10조  /  ADM-101 재정 관리 규정</w:t>
+              <w:t>ADM-101 재정 관리 규정</w:t>
             </w:r>
           </w:p>
         </w:tc>
@@ -2464,7 +2464,7 @@
                 <w:sz w:val="18"/>
                 <w:szCs w:val="18"/>
               </w:rPr>
-              <w:t>CPO-001 교회 헌법 제25조  /  WOR-202 특별예배 매뉴얼  /  ADM-101 재정 관리 규정</w:t>
+              <w:t>ADM-101 재정 관리 규정</w:t>
             </w:r>
           </w:p>
         </w:tc>
@@ -5368,7 +5368,7 @@
                 <w:sz w:val="18"/>
                 <w:szCs w:val="18"/>
               </w:rPr>
-              <w:t>CEL-201  /  CEL-202  /  CPO-001 교회 헌법  /  ADM-101 재정 관리 규정</w:t>
+              <w:t>CEL-201  /  CEL-202  /  ADM-101 재정 관리 규정</w:t>
             </w:r>
             <w:proofErr w:type="gramStart"/>
             <w:r>
